--- a/Learn/2026-07-24-PR1716-KYA-SIGNING-CRYPTO-REVIEW.docx
+++ b/Learn/2026-07-24-PR1716-KYA-SIGNING-CRYPTO-REVIEW.docx
@@ -2,7 +2,7 @@
 <file path=word/document.xml><?xml version="1.0" encoding="utf-8"?>
 <w:document xmlns:w="http://schemas.openxmlformats.org/wordprocessingml/2006/main" xmlns:m="http://schemas.openxmlformats.org/officeDocument/2006/math" xmlns:r="http://schemas.openxmlformats.org/officeDocument/2006/relationships" xmlns:o="urn:schemas-microsoft-com:office:office" xmlns:v="urn:schemas-microsoft-com:vml" xmlns:w10="urn:schemas-microsoft-com:office:word" xmlns:a="http://schemas.openxmlformats.org/drawingml/2006/main" xmlns:pic="http://schemas.openxmlformats.org/drawingml/2006/picture" xmlns:wp="http://schemas.openxmlformats.org/drawingml/2006/wordprocessingDrawing">
   <w:body>
-    <w:bookmarkStart w:id="28" w:name="Xd4e600638db5469d7523e45619d1929af9c0d5c"/>
+    <w:bookmarkStart w:id="29" w:name="Xd4e600638db5469d7523e45619d1929af9c0d5c"/>
     <w:p>
       <w:pPr>
         <w:pStyle w:val="Heading1"/>
@@ -237,11 +237,529 @@
         <w:t xml:space="preserve">). Signing module + its 8 tests reviewed line by line.</w:t>
       </w:r>
     </w:p>
-    <w:bookmarkStart w:id="20" w:name="verdict"/>
     <w:p>
       <w:pPr>
         <w:pStyle w:val="Heading2"/>
       </w:pPr>
+      <w:bookmarkStart w:id="20" w:name="X6344ef77386554a328e6fe7681ef1fe9fb12f99"/>
+      <w:r>
+        <w:t xml:space="preserve">✅ UPDATE 24.07.2026 — F1 and F3 are FIXED and VERIFIED (patch ready, not pushed)</w:t>
+      </w:r>
+      <w:bookmarkEnd w:id="20"/>
+    </w:p>
+    <w:p>
+      <w:pPr>
+        <w:pStyle w:val="BlockText"/>
+      </w:pPr>
+      <w:r>
+        <w:rPr>
+          <w:bCs/>
+          <w:b/>
+        </w:rPr>
+        <w:t xml:space="preserve">Patch:</w:t>
+      </w:r>
+      <w:r>
+        <w:t xml:space="preserve"> </w:t>
+      </w:r>
+      <w:r>
+        <w:rPr>
+          <w:rStyle w:val="VerbatimChar"/>
+        </w:rPr>
+        <w:t xml:space="preserve">security-reports/patches/2026-07-24-PR1716-fix-F1-F3.patch</w:t>
+      </w:r>
+      <w:r>
+        <w:t xml:space="preserve"> </w:t>
+      </w:r>
+      <w:r>
+        <w:t xml:space="preserve">(2 files, +142/−15).</w:t>
+      </w:r>
+      <w:r>
+        <w:t xml:space="preserve"> </w:t>
+      </w:r>
+      <w:r>
+        <w:t xml:space="preserve">Apply with</w:t>
+      </w:r>
+      <w:r>
+        <w:t xml:space="preserve"> </w:t>
+      </w:r>
+      <w:r>
+        <w:rPr>
+          <w:rStyle w:val="VerbatimChar"/>
+        </w:rPr>
+        <w:t xml:space="preserve">git apply</w:t>
+      </w:r>
+      <w:r>
+        <w:t xml:space="preserve"> </w:t>
+      </w:r>
+      <w:r>
+        <w:t xml:space="preserve">on branch</w:t>
+      </w:r>
+      <w:r>
+        <w:t xml:space="preserve"> </w:t>
+      </w:r>
+      <w:r>
+        <w:rPr>
+          <w:rStyle w:val="VerbatimChar"/>
+        </w:rPr>
+        <w:t xml:space="preserve">claude/kya-v2-attestation-signing-6e5703</w:t>
+      </w:r>
+      <w:r>
+        <w:t xml:space="preserve">.</w:t>
+      </w:r>
+    </w:p>
+    <w:p>
+      <w:pPr>
+        <w:pStyle w:val="BlockText"/>
+      </w:pPr>
+      <w:r>
+        <w:rPr>
+          <w:bCs/>
+          <w:b/>
+        </w:rPr>
+        <w:t xml:space="preserve">F1</w:t>
+      </w:r>
+      <w:r>
+        <w:t xml:space="preserve"> </w:t>
+      </w:r>
+      <w:r>
+        <w:t xml:space="preserve">— proof options are now bound into the signed payload.</w:t>
+      </w:r>
+      <w:r>
+        <w:t xml:space="preserve"> </w:t>
+      </w:r>
+      <w:r>
+        <w:rPr>
+          <w:rStyle w:val="VerbatimChar"/>
+        </w:rPr>
+        <w:t xml:space="preserve">credentialSigningBytes()</w:t>
+      </w:r>
+      <w:r>
+        <w:t xml:space="preserve"> </w:t>
+      </w:r>
+      <w:r>
+        <w:t xml:space="preserve">takes the proof options (every proof field except</w:t>
+      </w:r>
+      <w:r>
+        <w:t xml:space="preserve"> </w:t>
+      </w:r>
+      <w:r>
+        <w:rPr>
+          <w:rStyle w:val="VerbatimChar"/>
+        </w:rPr>
+        <w:t xml:space="preserve">proofValue</w:t>
+      </w:r>
+      <w:r>
+        <w:t xml:space="preserve">) and signs</w:t>
+      </w:r>
+      <w:r>
+        <w:t xml:space="preserve"> </w:t>
+      </w:r>
+      <w:r>
+        <w:rPr>
+          <w:rStyle w:val="VerbatimChar"/>
+        </w:rPr>
+        <w:t xml:space="preserve">{document, proofOptions}</w:t>
+      </w:r>
+      <w:r>
+        <w:t xml:space="preserve"> </w:t>
+      </w:r>
+      <w:r>
+        <w:t xml:space="preserve">together; verify re-derives them from the presented proof, so any post-signing edit to</w:t>
+      </w:r>
+      <w:r>
+        <w:t xml:space="preserve"> </w:t>
+      </w:r>
+      <w:r>
+        <w:rPr>
+          <w:rStyle w:val="VerbatimChar"/>
+        </w:rPr>
+        <w:t xml:space="preserve">created</w:t>
+      </w:r>
+      <w:r>
+        <w:t xml:space="preserve"> </w:t>
+      </w:r>
+      <w:r>
+        <w:t xml:space="preserve">/</w:t>
+      </w:r>
+      <w:r>
+        <w:t xml:space="preserve"> </w:t>
+      </w:r>
+      <w:r>
+        <w:rPr>
+          <w:rStyle w:val="VerbatimChar"/>
+        </w:rPr>
+        <w:t xml:space="preserve">verificationMethod</w:t>
+      </w:r>
+      <w:r>
+        <w:t xml:space="preserve"> </w:t>
+      </w:r>
+      <w:r>
+        <w:t xml:space="preserve">/</w:t>
+      </w:r>
+      <w:r>
+        <w:t xml:space="preserve"> </w:t>
+      </w:r>
+      <w:r>
+        <w:rPr>
+          <w:rStyle w:val="VerbatimChar"/>
+        </w:rPr>
+        <w:t xml:space="preserve">proofPurpose</w:t>
+      </w:r>
+      <w:r>
+        <w:t xml:space="preserve"> </w:t>
+      </w:r>
+      <w:r>
+        <w:t xml:space="preserve">/</w:t>
+      </w:r>
+      <w:r>
+        <w:t xml:space="preserve"> </w:t>
+      </w:r>
+      <w:r>
+        <w:rPr>
+          <w:rStyle w:val="VerbatimChar"/>
+        </w:rPr>
+        <w:t xml:space="preserve">type</w:t>
+      </w:r>
+      <w:r>
+        <w:t xml:space="preserve"> </w:t>
+      </w:r>
+      <w:r>
+        <w:t xml:space="preserve">changes the payload and fails the signature. Mirrors W3C Data Integrity.</w:t>
+      </w:r>
+      <w:r>
+        <w:t xml:space="preserve"> </w:t>
+      </w:r>
+      <w:r>
+        <w:rPr>
+          <w:bCs/>
+          <w:b/>
+        </w:rPr>
+        <w:t xml:space="preserve">F3</w:t>
+      </w:r>
+      <w:r>
+        <w:t xml:space="preserve"> </w:t>
+      </w:r>
+      <w:r>
+        <w:t xml:space="preserve">—</w:t>
+      </w:r>
+      <w:r>
+        <w:t xml:space="preserve"> </w:t>
+      </w:r>
+      <w:r>
+        <w:rPr>
+          <w:rStyle w:val="VerbatimChar"/>
+        </w:rPr>
+        <w:t xml:space="preserve">loadIssuerSignerFromEnv()</w:t>
+      </w:r>
+      <w:r>
+        <w:t xml:space="preserve"> </w:t>
+      </w:r>
+      <w:r>
+        <w:t xml:space="preserve">now asserts</w:t>
+      </w:r>
+      <w:r>
+        <w:t xml:space="preserve"> </w:t>
+      </w:r>
+      <w:r>
+        <w:rPr>
+          <w:rStyle w:val="VerbatimChar"/>
+        </w:rPr>
+        <w:t xml:space="preserve">asymmetricKeyType === 'ed25519'</w:t>
+      </w:r>
+      <w:r>
+        <w:t xml:space="preserve"> </w:t>
+      </w:r>
+      <w:r>
+        <w:t xml:space="preserve">and</w:t>
+      </w:r>
+      <w:r>
+        <w:t xml:space="preserve"> </w:t>
+      </w:r>
+      <w:r>
+        <w:rPr>
+          <w:bCs/>
+          <w:b/>
+        </w:rPr>
+        <w:t xml:space="preserve">throws</w:t>
+      </w:r>
+      <w:r>
+        <w:t xml:space="preserve"> </w:t>
+      </w:r>
+      <w:r>
+        <w:t xml:space="preserve">on mismatch. Deliberate asymmetry:</w:t>
+      </w:r>
+      <w:r>
+        <w:t xml:space="preserve"> </w:t>
+      </w:r>
+      <w:r>
+        <w:rPr>
+          <w:iCs/>
+          <w:i/>
+        </w:rPr>
+        <w:t xml:space="preserve">unconfigured</w:t>
+      </w:r>
+      <w:r>
+        <w:t xml:space="preserve"> </w:t>
+      </w:r>
+      <w:r>
+        <w:t xml:space="preserve">returns</w:t>
+      </w:r>
+      <w:r>
+        <w:t xml:space="preserve"> </w:t>
+      </w:r>
+      <w:r>
+        <w:rPr>
+          <w:rStyle w:val="VerbatimChar"/>
+        </w:rPr>
+        <w:t xml:space="preserve">null</w:t>
+      </w:r>
+      <w:r>
+        <w:t xml:space="preserve"> </w:t>
+      </w:r>
+      <w:r>
+        <w:t xml:space="preserve">(unsigned path stays valid),</w:t>
+      </w:r>
+      <w:r>
+        <w:t xml:space="preserve"> </w:t>
+      </w:r>
+      <w:r>
+        <w:rPr>
+          <w:iCs/>
+          <w:i/>
+        </w:rPr>
+        <w:t xml:space="preserve">misconfigured</w:t>
+      </w:r>
+      <w:r>
+        <w:t xml:space="preserve"> </w:t>
+      </w:r>
+      <w:r>
+        <w:t xml:space="preserve">throws (Rule 12 — never silently degrade).</w:t>
+      </w:r>
+      <w:r>
+        <w:t xml:space="preserve"> </w:t>
+      </w:r>
+      <w:r>
+        <w:rPr>
+          <w:bCs/>
+          <w:b/>
+        </w:rPr>
+        <w:t xml:space="preserve">F2</w:t>
+      </w:r>
+      <w:r>
+        <w:t xml:space="preserve"> </w:t>
+      </w:r>
+      <w:r>
+        <w:t xml:space="preserve">— not code-fixed (it needs the status list). Instead the</w:t>
+      </w:r>
+      <w:r>
+        <w:t xml:space="preserve"> </w:t>
+      </w:r>
+      <w:r>
+        <w:rPr>
+          <w:rStyle w:val="VerbatimChar"/>
+        </w:rPr>
+        <w:t xml:space="preserve">verifyVerifiedDoneAttestation</w:t>
+      </w:r>
+      <w:r>
+        <w:t xml:space="preserve"> </w:t>
+      </w:r>
+      <w:r>
+        <w:t xml:space="preserve">docstring now states the caller contract explicitly: a</w:t>
+      </w:r>
+      <w:r>
+        <w:t xml:space="preserve"> </w:t>
+      </w:r>
+      <w:r>
+        <w:rPr>
+          <w:rStyle w:val="VerbatimChar"/>
+        </w:rPr>
+        <w:t xml:space="preserve">true</w:t>
+      </w:r>
+      <w:r>
+        <w:t xml:space="preserve"> </w:t>
+      </w:r>
+      <w:r>
+        <w:t xml:space="preserve">result proves neither</w:t>
+      </w:r>
+      <w:r>
+        <w:t xml:space="preserve"> </w:t>
+      </w:r>
+      <w:r>
+        <w:rPr>
+          <w:bCs/>
+          <w:b/>
+        </w:rPr>
+        <w:t xml:space="preserve">issuer binding</w:t>
+      </w:r>
+      <w:r>
+        <w:t xml:space="preserve"> </w:t>
+      </w:r>
+      <w:r>
+        <w:t xml:space="preserve">nor</w:t>
+      </w:r>
+      <w:r>
+        <w:t xml:space="preserve"> </w:t>
+      </w:r>
+      <w:r>
+        <w:rPr>
+          <w:bCs/>
+          <w:b/>
+        </w:rPr>
+        <w:t xml:space="preserve">non-revocation</w:t>
+      </w:r>
+      <w:r>
+        <w:t xml:space="preserve">.</w:t>
+      </w:r>
+    </w:p>
+    <w:p>
+      <w:pPr>
+        <w:pStyle w:val="BlockText"/>
+      </w:pPr>
+      <w:r>
+        <w:rPr>
+          <w:bCs/>
+          <w:b/>
+        </w:rPr>
+        <w:t xml:space="preserve">Verification performed</w:t>
+      </w:r>
+      <w:r>
+        <w:t xml:space="preserve"> </w:t>
+      </w:r>
+      <w:r>
+        <w:t xml:space="preserve">(worktree off the PR head, deps installed):</w:t>
+      </w:r>
+    </w:p>
+    <w:p>
+      <w:pPr>
+        <w:numPr>
+          <w:ilvl w:val="0"/>
+          <w:numId w:val="1002"/>
+        </w:numPr>
+        <w:pStyle w:val="Compact"/>
+      </w:pPr>
+      <w:r>
+        <w:rPr>
+          <w:bCs/>
+          <w:b/>
+        </w:rPr>
+        <w:t xml:space="preserve">51/51 tests pass</w:t>
+      </w:r>
+      <w:r>
+        <w:t xml:space="preserve"> </w:t>
+      </w:r>
+      <w:r>
+        <w:t xml:space="preserve">across the six identity suites — was 47, +4 new.</w:t>
+      </w:r>
+    </w:p>
+    <w:p>
+      <w:pPr>
+        <w:numPr>
+          <w:ilvl w:val="0"/>
+          <w:numId w:val="1002"/>
+        </w:numPr>
+        <w:pStyle w:val="Compact"/>
+      </w:pPr>
+      <w:r>
+        <w:rPr>
+          <w:bCs/>
+          <w:b/>
+        </w:rPr>
+        <w:t xml:space="preserve">The 4 new tests were confirmed to FAIL against the original source</w:t>
+      </w:r>
+      <w:r>
+        <w:t xml:space="preserve"> </w:t>
+      </w:r>
+      <w:r>
+        <w:t xml:space="preserve">and pass against the patched source. They are real regression tests, not vacuous ones (Rule 9). The 8 pre-existing signing tests pass in both states, which is why the original suite never caught F1.</w:t>
+      </w:r>
+    </w:p>
+    <w:p>
+      <w:pPr>
+        <w:numPr>
+          <w:ilvl w:val="0"/>
+          <w:numId w:val="1002"/>
+        </w:numPr>
+        <w:pStyle w:val="Compact"/>
+      </w:pPr>
+      <w:r>
+        <w:rPr>
+          <w:rStyle w:val="VerbatimChar"/>
+        </w:rPr>
+        <w:t xml:space="preserve">npx tsc --noEmit</w:t>
+      </w:r>
+      <w:r>
+        <w:t xml:space="preserve"> </w:t>
+      </w:r>
+      <w:r>
+        <w:t xml:space="preserve">clean ·</w:t>
+      </w:r>
+      <w:r>
+        <w:t xml:space="preserve"> </w:t>
+      </w:r>
+      <w:r>
+        <w:rPr>
+          <w:rStyle w:val="VerbatimChar"/>
+        </w:rPr>
+        <w:t xml:space="preserve">npx prettier --check</w:t>
+      </w:r>
+      <w:r>
+        <w:t xml:space="preserve"> </w:t>
+      </w:r>
+      <w:r>
+        <w:t xml:space="preserve">clean.</w:t>
+      </w:r>
+    </w:p>
+    <w:p>
+      <w:pPr>
+        <w:pStyle w:val="BlockText"/>
+      </w:pPr>
+      <w:r>
+        <w:rPr>
+          <w:bCs/>
+          <w:b/>
+        </w:rPr>
+        <w:t xml:space="preserve">Not done:</w:t>
+      </w:r>
+      <w:r>
+        <w:t xml:space="preserve"> </w:t>
+      </w:r>
+      <w:r>
+        <w:t xml:space="preserve">the patch is</w:t>
+      </w:r>
+      <w:r>
+        <w:t xml:space="preserve"> </w:t>
+      </w:r>
+      <w:r>
+        <w:rPr>
+          <w:bCs/>
+          <w:b/>
+        </w:rPr>
+        <w:t xml:space="preserve">not pushed</w:t>
+      </w:r>
+      <w:r>
+        <w:t xml:space="preserve"> </w:t>
+      </w:r>
+      <w:r>
+        <w:t xml:space="preserve">— the code lives on PR #1716’s branch and this session is authorized only for</w:t>
+      </w:r>
+      <w:r>
+        <w:t xml:space="preserve"> </w:t>
+      </w:r>
+      <w:r>
+        <w:rPr>
+          <w:rStyle w:val="VerbatimChar"/>
+        </w:rPr>
+        <w:t xml:space="preserve">claude/greg-isenberg-field-notes-a2r544</w:t>
+      </w:r>
+      <w:r>
+        <w:t xml:space="preserve">. Pushing needs explicit HIC permission.</w:t>
+      </w:r>
+    </w:p>
+    <w:bookmarkStart w:id="21" w:name="verdict"/>
+    <w:p>
+      <w:pPr>
+        <w:pStyle w:val="Heading2"/>
+      </w:pPr>
       <w:r>
         <w:t xml:space="preserve">Verdict</w:t>
       </w:r>
@@ -255,7 +773,23 @@
           <w:bCs/>
           <w:b/>
         </w:rPr>
-        <w:t xml:space="preserve">Do not merge as-is.</w:t>
+        <w:t xml:space="preserve">Do not merge as-is</w:t>
+      </w:r>
+      <w:r>
+        <w:t xml:space="preserve"> </w:t>
+      </w:r>
+      <w:r>
+        <w:t xml:space="preserve">—</w:t>
+      </w:r>
+      <w:r>
+        <w:t xml:space="preserve"> </w:t>
+      </w:r>
+      <w:r>
+        <w:rPr>
+          <w:iCs/>
+          <w:i/>
+        </w:rPr>
+        <w:t xml:space="preserve">superseded for F1/F3 by the update above; F2/F4/F5 stand.</w:t>
       </w:r>
       <w:r>
         <w:t xml:space="preserve"> </w:t>
@@ -628,8 +1162,8 @@
         </w:pict>
       </w:r>
     </w:p>
-    <w:bookmarkEnd w:id="20"/>
-    <w:bookmarkStart w:id="21" w:name="Xfd87e0d283e7bcce8cbd14daee0dcc4973b728f"/>
+    <w:bookmarkEnd w:id="21"/>
+    <w:bookmarkStart w:id="22" w:name="Xfd87e0d283e7bcce8cbd14daee0dcc4973b728f"/>
     <w:p>
       <w:pPr>
         <w:pStyle w:val="Heading2"/>
@@ -951,858 +1485,6 @@
           <w:b/>
         </w:rPr>
         <w:t xml:space="preserve">Two concrete consequences:</w:t>
-      </w:r>
-    </w:p>
-    <w:p>
-      <w:pPr>
-        <w:numPr>
-          <w:ilvl w:val="0"/>
-          <w:numId w:val="1002"/>
-        </w:numPr>
-      </w:pPr>
-      <w:r>
-        <w:rPr>
-          <w:bCs/>
-          <w:b/>
-        </w:rPr>
-        <w:t xml:space="preserve">The timestamp on an audit credential is mutable.</w:t>
-      </w:r>
-      <w:r>
-        <w:t xml:space="preserve"> </w:t>
-      </w:r>
-      <w:r>
-        <w:rPr>
-          <w:rStyle w:val="VerbatimChar"/>
-        </w:rPr>
-        <w:t xml:space="preserve">proof.created</w:t>
-      </w:r>
-      <w:r>
-        <w:t xml:space="preserve"> </w:t>
-      </w:r>
-      <w:r>
-        <w:t xml:space="preserve">can be rewritten freely without breaking verification. For an artifact whose purpose is non-repudiable evidence feeding EU AI Act Article 12 record-keeping,</w:t>
-      </w:r>
-      <w:r>
-        <w:t xml:space="preserve"> </w:t>
-      </w:r>
-      <w:r>
-        <w:t xml:space="preserve">“</w:t>
-      </w:r>
-      <w:r>
-        <w:t xml:space="preserve">when was this attested</w:t>
-      </w:r>
-      <w:r>
-        <w:t xml:space="preserve">”</w:t>
-      </w:r>
-      <w:r>
-        <w:t xml:space="preserve"> </w:t>
-      </w:r>
-      <w:r>
-        <w:t xml:space="preserve">is not decoration — and it is currently unprotected.</w:t>
-      </w:r>
-    </w:p>
-    <w:p>
-      <w:pPr>
-        <w:numPr>
-          <w:ilvl w:val="0"/>
-          <w:numId w:val="1002"/>
-        </w:numPr>
-      </w:pPr>
-      <w:r>
-        <w:rPr>
-          <w:bCs/>
-          <w:b/>
-        </w:rPr>
-        <w:t xml:space="preserve">Key-substitution exposure for any</w:t>
-      </w:r>
-      <w:r>
-        <w:rPr>
-          <w:bCs/>
-          <w:b/>
-        </w:rPr>
-        <w:t xml:space="preserve"> </w:t>
-      </w:r>
-      <w:r>
-        <w:rPr>
-          <w:rStyle w:val="VerbatimChar"/>
-          <w:bCs/>
-          <w:b/>
-        </w:rPr>
-        <w:t xml:space="preserve">did:web</w:t>
-      </w:r>
-      <w:r>
-        <w:rPr>
-          <w:bCs/>
-          <w:b/>
-        </w:rPr>
-        <w:t xml:space="preserve">-resolving verifier.</w:t>
-      </w:r>
-      <w:r>
-        <w:t xml:space="preserve"> </w:t>
-      </w:r>
-      <w:r>
-        <w:t xml:space="preserve">§14.7.1 specifies resolving the issuer key from a</w:t>
-      </w:r>
-      <w:r>
-        <w:t xml:space="preserve"> </w:t>
-      </w:r>
-      <w:r>
-        <w:rPr>
-          <w:rStyle w:val="VerbatimChar"/>
-        </w:rPr>
-        <w:t xml:space="preserve">did:web</w:t>
-      </w:r>
-      <w:r>
-        <w:t xml:space="preserve"> </w:t>
-      </w:r>
-      <w:r>
-        <w:t xml:space="preserve">verification method. The natural implementation reads</w:t>
-      </w:r>
-      <w:r>
-        <w:t xml:space="preserve"> </w:t>
-      </w:r>
-      <w:r>
-        <w:rPr>
-          <w:rStyle w:val="VerbatimChar"/>
-        </w:rPr>
-        <w:t xml:space="preserve">credential.proof.verificationMethod</w:t>
-      </w:r>
-      <w:r>
-        <w:t xml:space="preserve"> </w:t>
-      </w:r>
-      <w:r>
-        <w:t xml:space="preserve">and fetches that key — i.e. </w:t>
-      </w:r>
-      <w:r>
-        <w:rPr>
-          <w:bCs/>
-          <w:b/>
-        </w:rPr>
-        <w:t xml:space="preserve">choosing its trust anchor from unsigned, caller-modifiable data.</w:t>
-      </w:r>
-      <w:r>
-        <w:t xml:space="preserve"> </w:t>
-      </w:r>
-      <w:r>
-        <w:t xml:space="preserve">An attacker who signs a forged credential with their own key and points</w:t>
-      </w:r>
-      <w:r>
-        <w:t xml:space="preserve"> </w:t>
-      </w:r>
-      <w:r>
-        <w:rPr>
-          <w:rStyle w:val="VerbatimChar"/>
-        </w:rPr>
-        <w:t xml:space="preserve">verificationMethod</w:t>
-      </w:r>
-      <w:r>
-        <w:t xml:space="preserve"> </w:t>
-      </w:r>
-      <w:r>
-        <w:t xml:space="preserve">at their own</w:t>
-      </w:r>
-      <w:r>
-        <w:t xml:space="preserve"> </w:t>
-      </w:r>
-      <w:r>
-        <w:rPr>
-          <w:rStyle w:val="VerbatimChar"/>
-        </w:rPr>
-        <w:t xml:space="preserve">did:web</w:t>
-      </w:r>
-      <w:r>
-        <w:t xml:space="preserve"> </w:t>
-      </w:r>
-      <w:r>
-        <w:t xml:space="preserve">document produces a credential that verifies cleanly. The</w:t>
-      </w:r>
-      <w:r>
-        <w:t xml:space="preserve"> </w:t>
-      </w:r>
-      <w:r>
-        <w:rPr>
-          <w:rStyle w:val="VerbatimChar"/>
-        </w:rPr>
-        <w:t xml:space="preserve">issuer</w:t>
-      </w:r>
-      <w:r>
-        <w:t xml:space="preserve"> </w:t>
-      </w:r>
-      <w:r>
-        <w:t xml:space="preserve">field</w:t>
-      </w:r>
-      <w:r>
-        <w:t xml:space="preserve"> </w:t>
-      </w:r>
-      <w:r>
-        <w:rPr>
-          <w:iCs/>
-          <w:i/>
-        </w:rPr>
-        <w:t xml:space="preserve">is</w:t>
-      </w:r>
-      <w:r>
-        <w:t xml:space="preserve"> </w:t>
-      </w:r>
-      <w:r>
-        <w:t xml:space="preserve">inside the signed body, so the defence is to bind</w:t>
-      </w:r>
-      <w:r>
-        <w:t xml:space="preserve"> </w:t>
-      </w:r>
-      <w:r>
-        <w:rPr>
-          <w:rStyle w:val="VerbatimChar"/>
-        </w:rPr>
-        <w:t xml:space="preserve">verificationMethod</w:t>
-      </w:r>
-      <w:r>
-        <w:t xml:space="preserve"> </w:t>
-      </w:r>
-      <w:r>
-        <w:t xml:space="preserve">to the signed</w:t>
-      </w:r>
-      <w:r>
-        <w:t xml:space="preserve"> </w:t>
-      </w:r>
-      <w:r>
-        <w:rPr>
-          <w:rStyle w:val="VerbatimChar"/>
-        </w:rPr>
-        <w:t xml:space="preserve">issuer</w:t>
-      </w:r>
-      <w:r>
-        <w:t xml:space="preserve"> </w:t>
-      </w:r>
-      <w:r>
-        <w:t xml:space="preserve">— but</w:t>
-      </w:r>
-      <w:r>
-        <w:t xml:space="preserve"> </w:t>
-      </w:r>
-      <w:r>
-        <w:rPr>
-          <w:bCs/>
-          <w:b/>
-        </w:rPr>
-        <w:t xml:space="preserve">nothing in the code, docstrings, or tests does or requires this.</w:t>
-      </w:r>
-      <w:r>
-        <w:t xml:space="preserve"> </w:t>
-      </w:r>
-      <w:r>
-        <w:t xml:space="preserve">This module’s own verifier sidesteps it only because the caller passes the key in explicitly; the first real did:web verifier written against this design will not.</w:t>
-      </w:r>
-    </w:p>
-    <w:p>
-      <w:pPr>
-        <w:pStyle w:val="FirstParagraph"/>
-      </w:pPr>
-      <w:r>
-        <w:rPr>
-          <w:bCs/>
-          <w:b/>
-        </w:rPr>
-        <w:t xml:space="preserve">Why no test caught it:</w:t>
-      </w:r>
-      <w:r>
-        <w:t xml:space="preserve"> </w:t>
-      </w:r>
-      <w:r>
-        <w:t xml:space="preserve">the suite tampers the credential</w:t>
-      </w:r>
-      <w:r>
-        <w:t xml:space="preserve"> </w:t>
-      </w:r>
-      <w:r>
-        <w:rPr>
-          <w:bCs/>
-          <w:b/>
-        </w:rPr>
-        <w:t xml:space="preserve">subject</w:t>
-      </w:r>
-      <w:r>
-        <w:t xml:space="preserve"> </w:t>
-      </w:r>
-      <w:r>
-        <w:t xml:space="preserve">(</w:t>
-      </w:r>
-      <w:r>
-        <w:rPr>
-          <w:rStyle w:val="VerbatimChar"/>
-        </w:rPr>
-        <w:t xml:space="preserve">it('rejects a credential whose subject was tampered after signing')</w:t>
-      </w:r>
-      <w:r>
-        <w:t xml:space="preserve"> </w:t>
-      </w:r>
-      <w:r>
-        <w:t xml:space="preserve">— correctly fails verification). There is</w:t>
-      </w:r>
-      <w:r>
-        <w:t xml:space="preserve"> </w:t>
-      </w:r>
-      <w:r>
-        <w:rPr>
-          <w:bCs/>
-          <w:b/>
-        </w:rPr>
-        <w:t xml:space="preserve">no test that tampers</w:t>
-      </w:r>
-      <w:r>
-        <w:rPr>
-          <w:bCs/>
-          <w:b/>
-        </w:rPr>
-        <w:t xml:space="preserve"> </w:t>
-      </w:r>
-      <w:r>
-        <w:rPr>
-          <w:rStyle w:val="VerbatimChar"/>
-          <w:bCs/>
-          <w:b/>
-        </w:rPr>
-        <w:t xml:space="preserve">proof.created</w:t>
-      </w:r>
-      <w:r>
-        <w:rPr>
-          <w:bCs/>
-          <w:b/>
-        </w:rPr>
-        <w:t xml:space="preserve"> </w:t>
-      </w:r>
-      <w:r>
-        <w:rPr>
-          <w:bCs/>
-          <w:b/>
-        </w:rPr>
-        <w:t xml:space="preserve">or</w:t>
-      </w:r>
-      <w:r>
-        <w:rPr>
-          <w:bCs/>
-          <w:b/>
-        </w:rPr>
-        <w:t xml:space="preserve"> </w:t>
-      </w:r>
-      <w:r>
-        <w:rPr>
-          <w:rStyle w:val="VerbatimChar"/>
-          <w:bCs/>
-          <w:b/>
-        </w:rPr>
-        <w:t xml:space="preserve">proof.verificationMethod</w:t>
-      </w:r>
-      <w:r>
-        <w:t xml:space="preserve">, because such a test would pass verification and fail the assertion.</w:t>
-      </w:r>
-    </w:p>
-    <w:p>
-      <w:pPr>
-        <w:pStyle w:val="BodyText"/>
-      </w:pPr>
-      <w:r>
-        <w:rPr>
-          <w:bCs/>
-          <w:b/>
-        </w:rPr>
-        <w:t xml:space="preserve">Fix:</w:t>
-      </w:r>
-      <w:r>
-        <w:t xml:space="preserve"> </w:t>
-      </w:r>
-      <w:r>
-        <w:t xml:space="preserve">include the proof options (all proof fields except</w:t>
-      </w:r>
-      <w:r>
-        <w:t xml:space="preserve"> </w:t>
-      </w:r>
-      <w:r>
-        <w:rPr>
-          <w:rStyle w:val="VerbatimChar"/>
-        </w:rPr>
-        <w:t xml:space="preserve">proofValue</w:t>
-      </w:r>
-      <w:r>
-        <w:t xml:space="preserve">) in the canonical signing bytes, on both sign and verify paths. Add two tamper tests — one per field. Alternative: move</w:t>
-      </w:r>
-      <w:r>
-        <w:t xml:space="preserve"> </w:t>
-      </w:r>
-      <w:r>
-        <w:rPr>
-          <w:rStyle w:val="VerbatimChar"/>
-        </w:rPr>
-        <w:t xml:space="preserve">created</w:t>
-      </w:r>
-      <w:r>
-        <w:t xml:space="preserve"> </w:t>
-      </w:r>
-      <w:r>
-        <w:t xml:space="preserve">and</w:t>
-      </w:r>
-      <w:r>
-        <w:t xml:space="preserve"> </w:t>
-      </w:r>
-      <w:r>
-        <w:rPr>
-          <w:rStyle w:val="VerbatimChar"/>
-        </w:rPr>
-        <w:t xml:space="preserve">verificationMethod</w:t>
-      </w:r>
-      <w:r>
-        <w:t xml:space="preserve"> </w:t>
-      </w:r>
-      <w:r>
-        <w:t xml:space="preserve">into the protected JOSE header, which is already covered.</w:t>
-      </w:r>
-    </w:p>
-    <w:bookmarkEnd w:id="21"/>
-    <w:bookmarkStart w:id="22" w:name="Xe936d1118e9ab9be9ea29b19d81c7800fd29a40"/>
-    <w:p>
-      <w:pPr>
-        <w:pStyle w:val="Heading2"/>
-      </w:pPr>
-      <w:r>
-        <w:t xml:space="preserve">F2 — MEDIUM-HIGH: a revoked credential verifies as valid</w:t>
-      </w:r>
-    </w:p>
-    <w:p>
-      <w:pPr>
-        <w:pStyle w:val="FirstParagraph"/>
-      </w:pPr>
-      <w:r>
-        <w:rPr>
-          <w:rStyle w:val="VerbatimChar"/>
-        </w:rPr>
-        <w:t xml:space="preserve">verifyVerifiedDoneAttestation()</w:t>
-      </w:r>
-      <w:r>
-        <w:t xml:space="preserve"> </w:t>
-      </w:r>
-      <w:r>
-        <w:t xml:space="preserve">takes a</w:t>
-      </w:r>
-      <w:r>
-        <w:t xml:space="preserve"> </w:t>
-      </w:r>
-      <w:r>
-        <w:rPr>
-          <w:rStyle w:val="VerbatimChar"/>
-        </w:rPr>
-        <w:t xml:space="preserve">VerifiedDoneAttestation</w:t>
-      </w:r>
-      <w:r>
-        <w:t xml:space="preserve"> </w:t>
-      </w:r>
-      <w:r>
-        <w:t xml:space="preserve">— the credential that travels — and</w:t>
-      </w:r>
-      <w:r>
-        <w:t xml:space="preserve"> </w:t>
-      </w:r>
-      <w:r>
-        <w:rPr>
-          <w:rStyle w:val="VerbatimChar"/>
-        </w:rPr>
-        <w:t xml:space="preserve">proofStatus</w:t>
-      </w:r>
-      <w:r>
-        <w:t xml:space="preserve"> </w:t>
-      </w:r>
-      <w:r>
-        <w:t xml:space="preserve">lives on the</w:t>
-      </w:r>
-      <w:r>
-        <w:t xml:space="preserve"> </w:t>
-      </w:r>
-      <w:r>
-        <w:rPr>
-          <w:rStyle w:val="VerbatimChar"/>
-        </w:rPr>
-        <w:t xml:space="preserve">IssuedAttestation</w:t>
-      </w:r>
-      <w:r>
-        <w:t xml:space="preserve"> </w:t>
-      </w:r>
-      <w:r>
-        <w:rPr>
-          <w:bCs/>
-          <w:b/>
-        </w:rPr>
-        <w:t xml:space="preserve">wrapper</w:t>
-      </w:r>
-      <w:r>
-        <w:t xml:space="preserve">, not on the credential. So the artifact handed to a counterparty carries</w:t>
-      </w:r>
-      <w:r>
-        <w:t xml:space="preserve"> </w:t>
-      </w:r>
-      <w:r>
-        <w:rPr>
-          <w:bCs/>
-          <w:b/>
-        </w:rPr>
-        <w:t xml:space="preserve">no revocation state at all</w:t>
-      </w:r>
-      <w:r>
-        <w:t xml:space="preserve">, and offline verification of a revoked credential returns</w:t>
-      </w:r>
-      <w:r>
-        <w:t xml:space="preserve"> </w:t>
-      </w:r>
-      <w:r>
-        <w:rPr>
-          <w:rStyle w:val="VerbatimChar"/>
-        </w:rPr>
-        <w:t xml:space="preserve">true</w:t>
-      </w:r>
-      <w:r>
-        <w:t xml:space="preserve">.</w:t>
-      </w:r>
-    </w:p>
-    <w:p>
-      <w:pPr>
-        <w:pStyle w:val="BodyText"/>
-      </w:pPr>
-      <w:r>
-        <w:rPr>
-          <w:rStyle w:val="VerbatimChar"/>
-        </w:rPr>
-        <w:t xml:space="preserve">revoke()</w:t>
-      </w:r>
-      <w:r>
-        <w:t xml:space="preserve"> </w:t>
-      </w:r>
-      <w:r>
-        <w:t xml:space="preserve">in the store is a status transition, which is correct storage design — but it is invisible to anyone holding the credential. This is the missing status-list problem in its concrete form.</w:t>
-      </w:r>
-    </w:p>
-    <w:p>
-      <w:pPr>
-        <w:pStyle w:val="BodyText"/>
-      </w:pPr>
-      <w:r>
-        <w:rPr>
-          <w:bCs/>
-          <w:b/>
-        </w:rPr>
-        <w:t xml:space="preserve">Fix:</w:t>
-      </w:r>
-      <w:r>
-        <w:t xml:space="preserve"> </w:t>
-      </w:r>
-      <w:r>
-        <w:t xml:space="preserve">ship the revocation status list with signing (already the recommended sequencing), and until then document an explicit caller contract:</w:t>
-      </w:r>
-      <w:r>
-        <w:t xml:space="preserve"> </w:t>
-      </w:r>
-      <w:r>
-        <w:rPr>
-          <w:bCs/>
-          <w:b/>
-        </w:rPr>
-        <w:t xml:space="preserve">verification is necessary but not sufficient — the holder must also check status.</w:t>
-      </w:r>
-      <w:r>
-        <w:t xml:space="preserve"> </w:t>
-      </w:r>
-      <w:r>
-        <w:t xml:space="preserve">A</w:t>
-      </w:r>
-      <w:r>
-        <w:t xml:space="preserve"> </w:t>
-      </w:r>
-      <w:r>
-        <w:rPr>
-          <w:rStyle w:val="VerbatimChar"/>
-        </w:rPr>
-        <w:t xml:space="preserve">true</w:t>
-      </w:r>
-      <w:r>
-        <w:t xml:space="preserve"> </w:t>
-      </w:r>
-      <w:r>
-        <w:t xml:space="preserve">from this function currently means</w:t>
-      </w:r>
-      <w:r>
-        <w:t xml:space="preserve"> </w:t>
-      </w:r>
-      <w:r>
-        <w:t xml:space="preserve">“</w:t>
-      </w:r>
-      <w:r>
-        <w:t xml:space="preserve">the bytes are authentic,</w:t>
-      </w:r>
-      <w:r>
-        <w:t xml:space="preserve">”</w:t>
-      </w:r>
-      <w:r>
-        <w:t xml:space="preserve"> </w:t>
-      </w:r>
-      <w:r>
-        <w:t xml:space="preserve">not</w:t>
-      </w:r>
-      <w:r>
-        <w:t xml:space="preserve"> </w:t>
-      </w:r>
-      <w:r>
-        <w:t xml:space="preserve">“</w:t>
-      </w:r>
-      <w:r>
-        <w:t xml:space="preserve">this attestation is in force.</w:t>
-      </w:r>
-      <w:r>
-        <w:t xml:space="preserve">”</w:t>
-      </w:r>
-    </w:p>
-    <w:bookmarkEnd w:id="22"/>
-    <w:bookmarkStart w:id="23" w:name="f3-medium-no-key-type-assertion-at-load"/>
-    <w:p>
-      <w:pPr>
-        <w:pStyle w:val="Heading2"/>
-      </w:pPr>
-      <w:r>
-        <w:t xml:space="preserve">F3 — MEDIUM: no key-type assertion at load</w:t>
-      </w:r>
-    </w:p>
-    <w:p>
-      <w:pPr>
-        <w:pStyle w:val="FirstParagraph"/>
-      </w:pPr>
-      <w:r>
-        <w:rPr>
-          <w:rStyle w:val="VerbatimChar"/>
-        </w:rPr>
-        <w:t xml:space="preserve">loadIssuerSignerFromEnv()</w:t>
-      </w:r>
-      <w:r>
-        <w:t xml:space="preserve"> </w:t>
-      </w:r>
-      <w:r>
-        <w:t xml:space="preserve">calls</w:t>
-      </w:r>
-      <w:r>
-        <w:t xml:space="preserve"> </w:t>
-      </w:r>
-      <w:r>
-        <w:rPr>
-          <w:rStyle w:val="VerbatimChar"/>
-        </w:rPr>
-        <w:t xml:space="preserve">createPrivateKey(pem)</w:t>
-      </w:r>
-      <w:r>
-        <w:t xml:space="preserve"> </w:t>
-      </w:r>
-      <w:r>
-        <w:t xml:space="preserve">with no check on</w:t>
-      </w:r>
-      <w:r>
-        <w:t xml:space="preserve"> </w:t>
-      </w:r>
-      <w:r>
-        <w:rPr>
-          <w:rStyle w:val="VerbatimChar"/>
-        </w:rPr>
-        <w:t xml:space="preserve">asymmetricKeyType</w:t>
-      </w:r>
-      <w:r>
-        <w:t xml:space="preserve">. An RSA or P-256 PEM loads without complaint; the failure surfaces later inside</w:t>
-      </w:r>
-      <w:r>
-        <w:t xml:space="preserve"> </w:t>
-      </w:r>
-      <w:r>
-        <w:rPr>
-          <w:rStyle w:val="VerbatimChar"/>
-        </w:rPr>
-        <w:t xml:space="preserve">cryptoSign(null, …)</w:t>
-      </w:r>
-      <w:r>
-        <w:t xml:space="preserve"> </w:t>
-      </w:r>
-      <w:r>
-        <w:t xml:space="preserve">as an opaque error, while the JOSE header unconditionally claims</w:t>
-      </w:r>
-      <w:r>
-        <w:t xml:space="preserve"> </w:t>
-      </w:r>
-      <w:r>
-        <w:rPr>
-          <w:rStyle w:val="VerbatimChar"/>
-        </w:rPr>
-        <w:t xml:space="preserve">alg: 'EdDSA'</w:t>
-      </w:r>
-      <w:r>
-        <w:t xml:space="preserve">.</w:t>
-      </w:r>
-    </w:p>
-    <w:p>
-      <w:pPr>
-        <w:pStyle w:val="BodyText"/>
-      </w:pPr>
-      <w:r>
-        <w:rPr>
-          <w:bCs/>
-          <w:b/>
-        </w:rPr>
-        <w:t xml:space="preserve">Fix:</w:t>
-      </w:r>
-      <w:r>
-        <w:t xml:space="preserve"> </w:t>
-      </w:r>
-      <w:r>
-        <w:t xml:space="preserve">assert</w:t>
-      </w:r>
-      <w:r>
-        <w:t xml:space="preserve"> </w:t>
-      </w:r>
-      <w:r>
-        <w:rPr>
-          <w:rStyle w:val="VerbatimChar"/>
-        </w:rPr>
-        <w:t xml:space="preserve">privateKey.asymmetricKeyType === 'ed25519'</w:t>
-      </w:r>
-      <w:r>
-        <w:t xml:space="preserve"> </w:t>
-      </w:r>
-      <w:r>
-        <w:t xml:space="preserve">at load and fail loud with a clear message. Cheap, and it turns a confusing runtime failure into a startup one.</w:t>
-      </w:r>
-    </w:p>
-    <w:bookmarkEnd w:id="23"/>
-    <w:bookmarkStart w:id="24" w:name="f4-low-re-signing-permitted-here"/>
-    <w:p>
-      <w:pPr>
-        <w:pStyle w:val="Heading2"/>
-      </w:pPr>
-      <w:r>
-        <w:t xml:space="preserve">F4 — LOW: re-signing permitted here</w:t>
-      </w:r>
-    </w:p>
-    <w:p>
-      <w:pPr>
-        <w:pStyle w:val="FirstParagraph"/>
-      </w:pPr>
-      <w:r>
-        <w:rPr>
-          <w:rStyle w:val="VerbatimChar"/>
-        </w:rPr>
-        <w:t xml:space="preserve">signVerifiedDoneAttestation()</w:t>
-      </w:r>
-      <w:r>
-        <w:t xml:space="preserve"> </w:t>
-      </w:r>
-      <w:r>
-        <w:t xml:space="preserve">refuses to sign a</w:t>
-      </w:r>
-      <w:r>
-        <w:t xml:space="preserve"> </w:t>
-      </w:r>
-      <w:r>
-        <w:rPr>
-          <w:bCs/>
-          <w:b/>
-        </w:rPr>
-        <w:t xml:space="preserve">revoked</w:t>
-      </w:r>
-      <w:r>
-        <w:t xml:space="preserve"> </w:t>
-      </w:r>
-      <w:r>
-        <w:t xml:space="preserve">attestation (good) but will happily re-sign one already</w:t>
-      </w:r>
-      <w:r>
-        <w:t xml:space="preserve"> </w:t>
-      </w:r>
-      <w:r>
-        <w:rPr>
-          <w:rStyle w:val="VerbatimChar"/>
-        </w:rPr>
-        <w:t xml:space="preserve">signed</w:t>
-      </w:r>
-      <w:r>
-        <w:t xml:space="preserve">, overwriting the proof with a new</w:t>
-      </w:r>
-      <w:r>
-        <w:t xml:space="preserve"> </w:t>
-      </w:r>
-      <w:r>
-        <w:rPr>
-          <w:rStyle w:val="VerbatimChar"/>
-        </w:rPr>
-        <w:t xml:space="preserve">created</w:t>
-      </w:r>
-      <w:r>
-        <w:t xml:space="preserve">. The</w:t>
-      </w:r>
-      <w:r>
-        <w:t xml:space="preserve"> </w:t>
-      </w:r>
-      <w:r>
-        <w:rPr>
-          <w:rStyle w:val="VerbatimChar"/>
-        </w:rPr>
-        <w:t xml:space="preserve">unsigned</w:t>
-      </w:r>
-      <w:r>
-        <w:t xml:space="preserve"> </w:t>
-      </w:r>
-      <w:r>
-        <w:t xml:space="preserve">guard exists in the store’s</w:t>
-      </w:r>
-      <w:r>
-        <w:t xml:space="preserve"> </w:t>
-      </w:r>
-      <w:r>
-        <w:rPr>
-          <w:rStyle w:val="VerbatimChar"/>
-        </w:rPr>
-        <w:t xml:space="preserve">sign()</w:t>
-      </w:r>
-      <w:r>
-        <w:t xml:space="preserve">, not here. Defence in depth argues for the guard in both.</w:t>
-      </w:r>
-    </w:p>
-    <w:bookmarkEnd w:id="24"/>
-    <w:bookmarkStart w:id="25" w:name="f5-low-bespoke-canonicalization"/>
-    <w:p>
-      <w:pPr>
-        <w:pStyle w:val="Heading2"/>
-      </w:pPr>
-      <w:r>
-        <w:t xml:space="preserve">F5 — LOW: bespoke canonicalization</w:t>
-      </w:r>
-    </w:p>
-    <w:p>
-      <w:pPr>
-        <w:pStyle w:val="FirstParagraph"/>
-      </w:pPr>
-      <w:r>
-        <w:rPr>
-          <w:rStyle w:val="VerbatimChar"/>
-        </w:rPr>
-        <w:t xml:space="preserve">canonicalJSON()</w:t>
-      </w:r>
-      <w:r>
-        <w:t xml:space="preserve"> </w:t>
-      </w:r>
-      <w:r>
-        <w:t xml:space="preserve">is a hand-rolled recursive key-sort. It is</w:t>
-      </w:r>
-      <w:r>
-        <w:t xml:space="preserve"> </w:t>
-      </w:r>
-      <w:r>
-        <w:rPr>
-          <w:bCs/>
-          <w:b/>
-        </w:rPr>
-        <w:t xml:space="preserve">symmetric across sign and verify</w:t>
-      </w:r>
-      <w:r>
-        <w:t xml:space="preserve">, so the self-issued/self-checked path is sound, and the docstring is honest that the JCS (RFC 8785) vs RDF choice is deferred. Two notes for the v2.0 freeze:</w:t>
       </w:r>
     </w:p>
     <w:p>
@@ -1811,41 +1493,46 @@
           <w:ilvl w:val="0"/>
           <w:numId w:val="1003"/>
         </w:numPr>
-        <w:pStyle w:val="Compact"/>
-      </w:pPr>
-      <w:r>
-        <w:t xml:space="preserve">Sorting via</w:t>
-      </w:r>
-      <w:r>
-        <w:t xml:space="preserve"> </w:t>
-      </w:r>
-      <w:r>
-        <w:rPr>
-          <w:rStyle w:val="VerbatimChar"/>
-        </w:rPr>
-        <w:t xml:space="preserve">Object.keys().sort()</w:t>
-      </w:r>
-      <w:r>
-        <w:t xml:space="preserve"> </w:t>
-      </w:r>
-      <w:r>
-        <w:t xml:space="preserve">uses UTF-16 code-unit order, which</w:t>
-      </w:r>
-      <w:r>
-        <w:t xml:space="preserve"> </w:t>
-      </w:r>
-      <w:r>
-        <w:rPr>
-          <w:bCs/>
-          <w:b/>
-        </w:rPr>
-        <w:t xml:space="preserve">matches</w:t>
-      </w:r>
-      <w:r>
-        <w:t xml:space="preserve"> </w:t>
-      </w:r>
-      <w:r>
-        <w:t xml:space="preserve">JCS — a helpful accident worth making deliberate.</w:t>
+      </w:pPr>
+      <w:r>
+        <w:rPr>
+          <w:bCs/>
+          <w:b/>
+        </w:rPr>
+        <w:t xml:space="preserve">The timestamp on an audit credential is mutable.</w:t>
+      </w:r>
+      <w:r>
+        <w:t xml:space="preserve"> </w:t>
+      </w:r>
+      <w:r>
+        <w:rPr>
+          <w:rStyle w:val="VerbatimChar"/>
+        </w:rPr>
+        <w:t xml:space="preserve">proof.created</w:t>
+      </w:r>
+      <w:r>
+        <w:t xml:space="preserve"> </w:t>
+      </w:r>
+      <w:r>
+        <w:t xml:space="preserve">can be rewritten freely without breaking verification. For an artifact whose purpose is non-repudiable evidence feeding EU AI Act Article 12 record-keeping,</w:t>
+      </w:r>
+      <w:r>
+        <w:t xml:space="preserve"> </w:t>
+      </w:r>
+      <w:r>
+        <w:t xml:space="preserve">“</w:t>
+      </w:r>
+      <w:r>
+        <w:t xml:space="preserve">when was this attested</w:t>
+      </w:r>
+      <w:r>
+        <w:t xml:space="preserve">”</w:t>
+      </w:r>
+      <w:r>
+        <w:t xml:space="preserve"> </w:t>
+      </w:r>
+      <w:r>
+        <w:t xml:space="preserve">is not decoration — and it is currently unprotected.</w:t>
       </w:r>
     </w:p>
     <w:p>
@@ -1854,37 +1541,191 @@
           <w:ilvl w:val="0"/>
           <w:numId w:val="1003"/>
         </w:numPr>
-        <w:pStyle w:val="Compact"/>
-      </w:pPr>
-      <w:r>
-        <w:t xml:space="preserve">A key whose value is</w:t>
-      </w:r>
-      <w:r>
-        <w:t xml:space="preserve"> </w:t>
-      </w:r>
-      <w:r>
-        <w:rPr>
-          <w:rStyle w:val="VerbatimChar"/>
-        </w:rPr>
-        <w:t xml:space="preserve">undefined</w:t>
-      </w:r>
-      <w:r>
-        <w:t xml:space="preserve"> </w:t>
-      </w:r>
-      <w:r>
-        <w:t xml:space="preserve">serializes to</w:t>
-      </w:r>
-      <w:r>
-        <w:t xml:space="preserve"> </w:t>
-      </w:r>
-      <w:r>
-        <w:rPr>
-          <w:rStyle w:val="VerbatimChar"/>
-        </w:rPr>
-        <w:t xml:space="preserve">"key":undefined</w:t>
-      </w:r>
-      <w:r>
-        <w:t xml:space="preserve">, which is not valid JSON. Harmless today (bytes are only ever compared to themselves) but it will break any external verifier that parses before hashing.</w:t>
+      </w:pPr>
+      <w:r>
+        <w:rPr>
+          <w:bCs/>
+          <w:b/>
+        </w:rPr>
+        <w:t xml:space="preserve">Key-substitution exposure for any</w:t>
+      </w:r>
+      <w:r>
+        <w:rPr>
+          <w:bCs/>
+          <w:b/>
+        </w:rPr>
+        <w:t xml:space="preserve"> </w:t>
+      </w:r>
+      <w:r>
+        <w:rPr>
+          <w:rStyle w:val="VerbatimChar"/>
+          <w:bCs/>
+          <w:b/>
+        </w:rPr>
+        <w:t xml:space="preserve">did:web</w:t>
+      </w:r>
+      <w:r>
+        <w:rPr>
+          <w:bCs/>
+          <w:b/>
+        </w:rPr>
+        <w:t xml:space="preserve">-resolving verifier.</w:t>
+      </w:r>
+      <w:r>
+        <w:t xml:space="preserve"> </w:t>
+      </w:r>
+      <w:r>
+        <w:t xml:space="preserve">§14.7.1 specifies resolving the issuer key from a</w:t>
+      </w:r>
+      <w:r>
+        <w:t xml:space="preserve"> </w:t>
+      </w:r>
+      <w:r>
+        <w:rPr>
+          <w:rStyle w:val="VerbatimChar"/>
+        </w:rPr>
+        <w:t xml:space="preserve">did:web</w:t>
+      </w:r>
+      <w:r>
+        <w:t xml:space="preserve"> </w:t>
+      </w:r>
+      <w:r>
+        <w:t xml:space="preserve">verification method. The natural implementation reads</w:t>
+      </w:r>
+      <w:r>
+        <w:t xml:space="preserve"> </w:t>
+      </w:r>
+      <w:r>
+        <w:rPr>
+          <w:rStyle w:val="VerbatimChar"/>
+        </w:rPr>
+        <w:t xml:space="preserve">credential.proof.verificationMethod</w:t>
+      </w:r>
+      <w:r>
+        <w:t xml:space="preserve"> </w:t>
+      </w:r>
+      <w:r>
+        <w:t xml:space="preserve">and fetches that key — i.e. </w:t>
+      </w:r>
+      <w:r>
+        <w:rPr>
+          <w:bCs/>
+          <w:b/>
+        </w:rPr>
+        <w:t xml:space="preserve">choosing its trust anchor from unsigned, caller-modifiable data.</w:t>
+      </w:r>
+      <w:r>
+        <w:t xml:space="preserve"> </w:t>
+      </w:r>
+      <w:r>
+        <w:t xml:space="preserve">An attacker who signs a forged credential with their own key and points</w:t>
+      </w:r>
+      <w:r>
+        <w:t xml:space="preserve"> </w:t>
+      </w:r>
+      <w:r>
+        <w:rPr>
+          <w:rStyle w:val="VerbatimChar"/>
+        </w:rPr>
+        <w:t xml:space="preserve">verificationMethod</w:t>
+      </w:r>
+      <w:r>
+        <w:t xml:space="preserve"> </w:t>
+      </w:r>
+      <w:r>
+        <w:t xml:space="preserve">at their own</w:t>
+      </w:r>
+      <w:r>
+        <w:t xml:space="preserve"> </w:t>
+      </w:r>
+      <w:r>
+        <w:rPr>
+          <w:rStyle w:val="VerbatimChar"/>
+        </w:rPr>
+        <w:t xml:space="preserve">did:web</w:t>
+      </w:r>
+      <w:r>
+        <w:t xml:space="preserve"> </w:t>
+      </w:r>
+      <w:r>
+        <w:t xml:space="preserve">document produces a credential that verifies cleanly. The</w:t>
+      </w:r>
+      <w:r>
+        <w:t xml:space="preserve"> </w:t>
+      </w:r>
+      <w:r>
+        <w:rPr>
+          <w:rStyle w:val="VerbatimChar"/>
+        </w:rPr>
+        <w:t xml:space="preserve">issuer</w:t>
+      </w:r>
+      <w:r>
+        <w:t xml:space="preserve"> </w:t>
+      </w:r>
+      <w:r>
+        <w:t xml:space="preserve">field</w:t>
+      </w:r>
+      <w:r>
+        <w:t xml:space="preserve"> </w:t>
+      </w:r>
+      <w:r>
+        <w:rPr>
+          <w:iCs/>
+          <w:i/>
+        </w:rPr>
+        <w:t xml:space="preserve">is</w:t>
+      </w:r>
+      <w:r>
+        <w:t xml:space="preserve"> </w:t>
+      </w:r>
+      <w:r>
+        <w:t xml:space="preserve">inside the signed body, so the defence is to bind</w:t>
+      </w:r>
+      <w:r>
+        <w:t xml:space="preserve"> </w:t>
+      </w:r>
+      <w:r>
+        <w:rPr>
+          <w:rStyle w:val="VerbatimChar"/>
+        </w:rPr>
+        <w:t xml:space="preserve">verificationMethod</w:t>
+      </w:r>
+      <w:r>
+        <w:t xml:space="preserve"> </w:t>
+      </w:r>
+      <w:r>
+        <w:t xml:space="preserve">to the signed</w:t>
+      </w:r>
+      <w:r>
+        <w:t xml:space="preserve"> </w:t>
+      </w:r>
+      <w:r>
+        <w:rPr>
+          <w:rStyle w:val="VerbatimChar"/>
+        </w:rPr>
+        <w:t xml:space="preserve">issuer</w:t>
+      </w:r>
+      <w:r>
+        <w:t xml:space="preserve"> </w:t>
+      </w:r>
+      <w:r>
+        <w:t xml:space="preserve">— but</w:t>
+      </w:r>
+      <w:r>
+        <w:t xml:space="preserve"> </w:t>
+      </w:r>
+      <w:r>
+        <w:rPr>
+          <w:bCs/>
+          <w:b/>
+        </w:rPr>
+        <w:t xml:space="preserve">nothing in the code, docstrings, or tests does or requires this.</w:t>
+      </w:r>
+      <w:r>
+        <w:t xml:space="preserve"> </w:t>
+      </w:r>
+      <w:r>
+        <w:t xml:space="preserve">This module’s own verifier sidesteps it only because the caller passes the key in explicitly; the first real did:web verifier written against this design will not.</w:t>
       </w:r>
     </w:p>
     <w:p>
@@ -1892,24 +1733,580 @@
         <w:pStyle w:val="FirstParagraph"/>
       </w:pPr>
       <w:r>
-        <w:t xml:space="preserve">No external verifier will interoperate until this is pinned. That is acceptable while credentials are self-checked; it is a blocker the moment a counterparty verifies one.</w:t>
-      </w:r>
-    </w:p>
-    <w:p>
-      <w:r>
-        <w:pict>
-          <v:rect style="width:0;height:1.5pt" o:hralign="center" o:hrstd="t" o:hr="t"/>
-        </w:pict>
+        <w:rPr>
+          <w:bCs/>
+          <w:b/>
+        </w:rPr>
+        <w:t xml:space="preserve">Why no test caught it:</w:t>
+      </w:r>
+      <w:r>
+        <w:t xml:space="preserve"> </w:t>
+      </w:r>
+      <w:r>
+        <w:t xml:space="preserve">the suite tampers the credential</w:t>
+      </w:r>
+      <w:r>
+        <w:t xml:space="preserve"> </w:t>
+      </w:r>
+      <w:r>
+        <w:rPr>
+          <w:bCs/>
+          <w:b/>
+        </w:rPr>
+        <w:t xml:space="preserve">subject</w:t>
+      </w:r>
+      <w:r>
+        <w:t xml:space="preserve"> </w:t>
+      </w:r>
+      <w:r>
+        <w:t xml:space="preserve">(</w:t>
+      </w:r>
+      <w:r>
+        <w:rPr>
+          <w:rStyle w:val="VerbatimChar"/>
+        </w:rPr>
+        <w:t xml:space="preserve">it('rejects a credential whose subject was tampered after signing')</w:t>
+      </w:r>
+      <w:r>
+        <w:t xml:space="preserve"> </w:t>
+      </w:r>
+      <w:r>
+        <w:t xml:space="preserve">— correctly fails verification). There is</w:t>
+      </w:r>
+      <w:r>
+        <w:t xml:space="preserve"> </w:t>
+      </w:r>
+      <w:r>
+        <w:rPr>
+          <w:bCs/>
+          <w:b/>
+        </w:rPr>
+        <w:t xml:space="preserve">no test that tampers</w:t>
+      </w:r>
+      <w:r>
+        <w:rPr>
+          <w:bCs/>
+          <w:b/>
+        </w:rPr>
+        <w:t xml:space="preserve"> </w:t>
+      </w:r>
+      <w:r>
+        <w:rPr>
+          <w:rStyle w:val="VerbatimChar"/>
+          <w:bCs/>
+          <w:b/>
+        </w:rPr>
+        <w:t xml:space="preserve">proof.created</w:t>
+      </w:r>
+      <w:r>
+        <w:rPr>
+          <w:bCs/>
+          <w:b/>
+        </w:rPr>
+        <w:t xml:space="preserve"> </w:t>
+      </w:r>
+      <w:r>
+        <w:rPr>
+          <w:bCs/>
+          <w:b/>
+        </w:rPr>
+        <w:t xml:space="preserve">or</w:t>
+      </w:r>
+      <w:r>
+        <w:rPr>
+          <w:bCs/>
+          <w:b/>
+        </w:rPr>
+        <w:t xml:space="preserve"> </w:t>
+      </w:r>
+      <w:r>
+        <w:rPr>
+          <w:rStyle w:val="VerbatimChar"/>
+          <w:bCs/>
+          <w:b/>
+        </w:rPr>
+        <w:t xml:space="preserve">proof.verificationMethod</w:t>
+      </w:r>
+      <w:r>
+        <w:t xml:space="preserve">, because such a test would pass verification and fail the assertion.</w:t>
+      </w:r>
+    </w:p>
+    <w:p>
+      <w:pPr>
+        <w:pStyle w:val="BodyText"/>
+      </w:pPr>
+      <w:r>
+        <w:rPr>
+          <w:bCs/>
+          <w:b/>
+        </w:rPr>
+        <w:t xml:space="preserve">Fix:</w:t>
+      </w:r>
+      <w:r>
+        <w:t xml:space="preserve"> </w:t>
+      </w:r>
+      <w:r>
+        <w:t xml:space="preserve">include the proof options (all proof fields except</w:t>
+      </w:r>
+      <w:r>
+        <w:t xml:space="preserve"> </w:t>
+      </w:r>
+      <w:r>
+        <w:rPr>
+          <w:rStyle w:val="VerbatimChar"/>
+        </w:rPr>
+        <w:t xml:space="preserve">proofValue</w:t>
+      </w:r>
+      <w:r>
+        <w:t xml:space="preserve">) in the canonical signing bytes, on both sign and verify paths. Add two tamper tests — one per field. Alternative: move</w:t>
+      </w:r>
+      <w:r>
+        <w:t xml:space="preserve"> </w:t>
+      </w:r>
+      <w:r>
+        <w:rPr>
+          <w:rStyle w:val="VerbatimChar"/>
+        </w:rPr>
+        <w:t xml:space="preserve">created</w:t>
+      </w:r>
+      <w:r>
+        <w:t xml:space="preserve"> </w:t>
+      </w:r>
+      <w:r>
+        <w:t xml:space="preserve">and</w:t>
+      </w:r>
+      <w:r>
+        <w:t xml:space="preserve"> </w:t>
+      </w:r>
+      <w:r>
+        <w:rPr>
+          <w:rStyle w:val="VerbatimChar"/>
+        </w:rPr>
+        <w:t xml:space="preserve">verificationMethod</w:t>
+      </w:r>
+      <w:r>
+        <w:t xml:space="preserve"> </w:t>
+      </w:r>
+      <w:r>
+        <w:t xml:space="preserve">into the protected JOSE header, which is already covered.</w:t>
+      </w:r>
+    </w:p>
+    <w:bookmarkEnd w:id="22"/>
+    <w:bookmarkStart w:id="23" w:name="Xe936d1118e9ab9be9ea29b19d81c7800fd29a40"/>
+    <w:p>
+      <w:pPr>
+        <w:pStyle w:val="Heading2"/>
+      </w:pPr>
+      <w:r>
+        <w:t xml:space="preserve">F2 — MEDIUM-HIGH: a revoked credential verifies as valid</w:t>
+      </w:r>
+    </w:p>
+    <w:p>
+      <w:pPr>
+        <w:pStyle w:val="FirstParagraph"/>
+      </w:pPr>
+      <w:r>
+        <w:rPr>
+          <w:rStyle w:val="VerbatimChar"/>
+        </w:rPr>
+        <w:t xml:space="preserve">verifyVerifiedDoneAttestation()</w:t>
+      </w:r>
+      <w:r>
+        <w:t xml:space="preserve"> </w:t>
+      </w:r>
+      <w:r>
+        <w:t xml:space="preserve">takes a</w:t>
+      </w:r>
+      <w:r>
+        <w:t xml:space="preserve"> </w:t>
+      </w:r>
+      <w:r>
+        <w:rPr>
+          <w:rStyle w:val="VerbatimChar"/>
+        </w:rPr>
+        <w:t xml:space="preserve">VerifiedDoneAttestation</w:t>
+      </w:r>
+      <w:r>
+        <w:t xml:space="preserve"> </w:t>
+      </w:r>
+      <w:r>
+        <w:t xml:space="preserve">— the credential that travels — and</w:t>
+      </w:r>
+      <w:r>
+        <w:t xml:space="preserve"> </w:t>
+      </w:r>
+      <w:r>
+        <w:rPr>
+          <w:rStyle w:val="VerbatimChar"/>
+        </w:rPr>
+        <w:t xml:space="preserve">proofStatus</w:t>
+      </w:r>
+      <w:r>
+        <w:t xml:space="preserve"> </w:t>
+      </w:r>
+      <w:r>
+        <w:t xml:space="preserve">lives on the</w:t>
+      </w:r>
+      <w:r>
+        <w:t xml:space="preserve"> </w:t>
+      </w:r>
+      <w:r>
+        <w:rPr>
+          <w:rStyle w:val="VerbatimChar"/>
+        </w:rPr>
+        <w:t xml:space="preserve">IssuedAttestation</w:t>
+      </w:r>
+      <w:r>
+        <w:t xml:space="preserve"> </w:t>
+      </w:r>
+      <w:r>
+        <w:rPr>
+          <w:bCs/>
+          <w:b/>
+        </w:rPr>
+        <w:t xml:space="preserve">wrapper</w:t>
+      </w:r>
+      <w:r>
+        <w:t xml:space="preserve">, not on the credential. So the artifact handed to a counterparty carries</w:t>
+      </w:r>
+      <w:r>
+        <w:t xml:space="preserve"> </w:t>
+      </w:r>
+      <w:r>
+        <w:rPr>
+          <w:bCs/>
+          <w:b/>
+        </w:rPr>
+        <w:t xml:space="preserve">no revocation state at all</w:t>
+      </w:r>
+      <w:r>
+        <w:t xml:space="preserve">, and offline verification of a revoked credential returns</w:t>
+      </w:r>
+      <w:r>
+        <w:t xml:space="preserve"> </w:t>
+      </w:r>
+      <w:r>
+        <w:rPr>
+          <w:rStyle w:val="VerbatimChar"/>
+        </w:rPr>
+        <w:t xml:space="preserve">true</w:t>
+      </w:r>
+      <w:r>
+        <w:t xml:space="preserve">.</w:t>
+      </w:r>
+    </w:p>
+    <w:p>
+      <w:pPr>
+        <w:pStyle w:val="BodyText"/>
+      </w:pPr>
+      <w:r>
+        <w:rPr>
+          <w:rStyle w:val="VerbatimChar"/>
+        </w:rPr>
+        <w:t xml:space="preserve">revoke()</w:t>
+      </w:r>
+      <w:r>
+        <w:t xml:space="preserve"> </w:t>
+      </w:r>
+      <w:r>
+        <w:t xml:space="preserve">in the store is a status transition, which is correct storage design — but it is invisible to anyone holding the credential. This is the missing status-list problem in its concrete form.</w:t>
+      </w:r>
+    </w:p>
+    <w:p>
+      <w:pPr>
+        <w:pStyle w:val="BodyText"/>
+      </w:pPr>
+      <w:r>
+        <w:rPr>
+          <w:bCs/>
+          <w:b/>
+        </w:rPr>
+        <w:t xml:space="preserve">Fix:</w:t>
+      </w:r>
+      <w:r>
+        <w:t xml:space="preserve"> </w:t>
+      </w:r>
+      <w:r>
+        <w:t xml:space="preserve">ship the revocation status list with signing (already the recommended sequencing), and until then document an explicit caller contract:</w:t>
+      </w:r>
+      <w:r>
+        <w:t xml:space="preserve"> </w:t>
+      </w:r>
+      <w:r>
+        <w:rPr>
+          <w:bCs/>
+          <w:b/>
+        </w:rPr>
+        <w:t xml:space="preserve">verification is necessary but not sufficient — the holder must also check status.</w:t>
+      </w:r>
+      <w:r>
+        <w:t xml:space="preserve"> </w:t>
+      </w:r>
+      <w:r>
+        <w:t xml:space="preserve">A</w:t>
+      </w:r>
+      <w:r>
+        <w:t xml:space="preserve"> </w:t>
+      </w:r>
+      <w:r>
+        <w:rPr>
+          <w:rStyle w:val="VerbatimChar"/>
+        </w:rPr>
+        <w:t xml:space="preserve">true</w:t>
+      </w:r>
+      <w:r>
+        <w:t xml:space="preserve"> </w:t>
+      </w:r>
+      <w:r>
+        <w:t xml:space="preserve">from this function currently means</w:t>
+      </w:r>
+      <w:r>
+        <w:t xml:space="preserve"> </w:t>
+      </w:r>
+      <w:r>
+        <w:t xml:space="preserve">“</w:t>
+      </w:r>
+      <w:r>
+        <w:t xml:space="preserve">the bytes are authentic,</w:t>
+      </w:r>
+      <w:r>
+        <w:t xml:space="preserve">”</w:t>
+      </w:r>
+      <w:r>
+        <w:t xml:space="preserve"> </w:t>
+      </w:r>
+      <w:r>
+        <w:t xml:space="preserve">not</w:t>
+      </w:r>
+      <w:r>
+        <w:t xml:space="preserve"> </w:t>
+      </w:r>
+      <w:r>
+        <w:t xml:space="preserve">“</w:t>
+      </w:r>
+      <w:r>
+        <w:t xml:space="preserve">this attestation is in force.</w:t>
+      </w:r>
+      <w:r>
+        <w:t xml:space="preserve">”</w:t>
+      </w:r>
+    </w:p>
+    <w:bookmarkEnd w:id="23"/>
+    <w:bookmarkStart w:id="24" w:name="f3-medium-no-key-type-assertion-at-load"/>
+    <w:p>
+      <w:pPr>
+        <w:pStyle w:val="Heading2"/>
+      </w:pPr>
+      <w:r>
+        <w:t xml:space="preserve">F3 — MEDIUM: no key-type assertion at load</w:t>
+      </w:r>
+    </w:p>
+    <w:p>
+      <w:pPr>
+        <w:pStyle w:val="FirstParagraph"/>
+      </w:pPr>
+      <w:r>
+        <w:rPr>
+          <w:rStyle w:val="VerbatimChar"/>
+        </w:rPr>
+        <w:t xml:space="preserve">loadIssuerSignerFromEnv()</w:t>
+      </w:r>
+      <w:r>
+        <w:t xml:space="preserve"> </w:t>
+      </w:r>
+      <w:r>
+        <w:t xml:space="preserve">calls</w:t>
+      </w:r>
+      <w:r>
+        <w:t xml:space="preserve"> </w:t>
+      </w:r>
+      <w:r>
+        <w:rPr>
+          <w:rStyle w:val="VerbatimChar"/>
+        </w:rPr>
+        <w:t xml:space="preserve">createPrivateKey(pem)</w:t>
+      </w:r>
+      <w:r>
+        <w:t xml:space="preserve"> </w:t>
+      </w:r>
+      <w:r>
+        <w:t xml:space="preserve">with no check on</w:t>
+      </w:r>
+      <w:r>
+        <w:t xml:space="preserve"> </w:t>
+      </w:r>
+      <w:r>
+        <w:rPr>
+          <w:rStyle w:val="VerbatimChar"/>
+        </w:rPr>
+        <w:t xml:space="preserve">asymmetricKeyType</w:t>
+      </w:r>
+      <w:r>
+        <w:t xml:space="preserve">. An RSA or P-256 PEM loads without complaint; the failure surfaces later inside</w:t>
+      </w:r>
+      <w:r>
+        <w:t xml:space="preserve"> </w:t>
+      </w:r>
+      <w:r>
+        <w:rPr>
+          <w:rStyle w:val="VerbatimChar"/>
+        </w:rPr>
+        <w:t xml:space="preserve">cryptoSign(null, …)</w:t>
+      </w:r>
+      <w:r>
+        <w:t xml:space="preserve"> </w:t>
+      </w:r>
+      <w:r>
+        <w:t xml:space="preserve">as an opaque error, while the JOSE header unconditionally claims</w:t>
+      </w:r>
+      <w:r>
+        <w:t xml:space="preserve"> </w:t>
+      </w:r>
+      <w:r>
+        <w:rPr>
+          <w:rStyle w:val="VerbatimChar"/>
+        </w:rPr>
+        <w:t xml:space="preserve">alg: 'EdDSA'</w:t>
+      </w:r>
+      <w:r>
+        <w:t xml:space="preserve">.</w:t>
+      </w:r>
+    </w:p>
+    <w:p>
+      <w:pPr>
+        <w:pStyle w:val="BodyText"/>
+      </w:pPr>
+      <w:r>
+        <w:rPr>
+          <w:bCs/>
+          <w:b/>
+        </w:rPr>
+        <w:t xml:space="preserve">Fix:</w:t>
+      </w:r>
+      <w:r>
+        <w:t xml:space="preserve"> </w:t>
+      </w:r>
+      <w:r>
+        <w:t xml:space="preserve">assert</w:t>
+      </w:r>
+      <w:r>
+        <w:t xml:space="preserve"> </w:t>
+      </w:r>
+      <w:r>
+        <w:rPr>
+          <w:rStyle w:val="VerbatimChar"/>
+        </w:rPr>
+        <w:t xml:space="preserve">privateKey.asymmetricKeyType === 'ed25519'</w:t>
+      </w:r>
+      <w:r>
+        <w:t xml:space="preserve"> </w:t>
+      </w:r>
+      <w:r>
+        <w:t xml:space="preserve">at load and fail loud with a clear message. Cheap, and it turns a confusing runtime failure into a startup one.</w:t>
+      </w:r>
+    </w:p>
+    <w:bookmarkEnd w:id="24"/>
+    <w:bookmarkStart w:id="25" w:name="f4-low-re-signing-permitted-here"/>
+    <w:p>
+      <w:pPr>
+        <w:pStyle w:val="Heading2"/>
+      </w:pPr>
+      <w:r>
+        <w:t xml:space="preserve">F4 — LOW: re-signing permitted here</w:t>
+      </w:r>
+    </w:p>
+    <w:p>
+      <w:pPr>
+        <w:pStyle w:val="FirstParagraph"/>
+      </w:pPr>
+      <w:r>
+        <w:rPr>
+          <w:rStyle w:val="VerbatimChar"/>
+        </w:rPr>
+        <w:t xml:space="preserve">signVerifiedDoneAttestation()</w:t>
+      </w:r>
+      <w:r>
+        <w:t xml:space="preserve"> </w:t>
+      </w:r>
+      <w:r>
+        <w:t xml:space="preserve">refuses to sign a</w:t>
+      </w:r>
+      <w:r>
+        <w:t xml:space="preserve"> </w:t>
+      </w:r>
+      <w:r>
+        <w:rPr>
+          <w:bCs/>
+          <w:b/>
+        </w:rPr>
+        <w:t xml:space="preserve">revoked</w:t>
+      </w:r>
+      <w:r>
+        <w:t xml:space="preserve"> </w:t>
+      </w:r>
+      <w:r>
+        <w:t xml:space="preserve">attestation (good) but will happily re-sign one already</w:t>
+      </w:r>
+      <w:r>
+        <w:t xml:space="preserve"> </w:t>
+      </w:r>
+      <w:r>
+        <w:rPr>
+          <w:rStyle w:val="VerbatimChar"/>
+        </w:rPr>
+        <w:t xml:space="preserve">signed</w:t>
+      </w:r>
+      <w:r>
+        <w:t xml:space="preserve">, overwriting the proof with a new</w:t>
+      </w:r>
+      <w:r>
+        <w:t xml:space="preserve"> </w:t>
+      </w:r>
+      <w:r>
+        <w:rPr>
+          <w:rStyle w:val="VerbatimChar"/>
+        </w:rPr>
+        <w:t xml:space="preserve">created</w:t>
+      </w:r>
+      <w:r>
+        <w:t xml:space="preserve">. The</w:t>
+      </w:r>
+      <w:r>
+        <w:t xml:space="preserve"> </w:t>
+      </w:r>
+      <w:r>
+        <w:rPr>
+          <w:rStyle w:val="VerbatimChar"/>
+        </w:rPr>
+        <w:t xml:space="preserve">unsigned</w:t>
+      </w:r>
+      <w:r>
+        <w:t xml:space="preserve"> </w:t>
+      </w:r>
+      <w:r>
+        <w:t xml:space="preserve">guard exists in the store’s</w:t>
+      </w:r>
+      <w:r>
+        <w:t xml:space="preserve"> </w:t>
+      </w:r>
+      <w:r>
+        <w:rPr>
+          <w:rStyle w:val="VerbatimChar"/>
+        </w:rPr>
+        <w:t xml:space="preserve">sign()</w:t>
+      </w:r>
+      <w:r>
+        <w:t xml:space="preserve">, not here. Defence in depth argues for the guard in both.</w:t>
       </w:r>
     </w:p>
     <w:bookmarkEnd w:id="25"/>
-    <w:bookmarkStart w:id="26" w:name="what-the-implementation-gets-right"/>
+    <w:bookmarkStart w:id="26" w:name="f5-low-bespoke-canonicalization"/>
     <w:p>
       <w:pPr>
         <w:pStyle w:val="Heading2"/>
       </w:pPr>
       <w:r>
-        <w:t xml:space="preserve">What the implementation gets right</w:t>
+        <w:t xml:space="preserve">F5 — LOW: bespoke canonicalization</w:t>
       </w:r>
     </w:p>
     <w:p>
@@ -1917,7 +2314,29 @@
         <w:pStyle w:val="FirstParagraph"/>
       </w:pPr>
       <w:r>
-        <w:t xml:space="preserve">Worth recording, because these are the parts not to disturb while fixing the above:</w:t>
+        <w:rPr>
+          <w:rStyle w:val="VerbatimChar"/>
+        </w:rPr>
+        <w:t xml:space="preserve">canonicalJSON()</w:t>
+      </w:r>
+      <w:r>
+        <w:t xml:space="preserve"> </w:t>
+      </w:r>
+      <w:r>
+        <w:t xml:space="preserve">is a hand-rolled recursive key-sort. It is</w:t>
+      </w:r>
+      <w:r>
+        <w:t xml:space="preserve"> </w:t>
+      </w:r>
+      <w:r>
+        <w:rPr>
+          <w:bCs/>
+          <w:b/>
+        </w:rPr>
+        <w:t xml:space="preserve">symmetric across sign and verify</w:t>
+      </w:r>
+      <w:r>
+        <w:t xml:space="preserve">, so the self-issued/self-checked path is sound, and the docstring is honest that the JCS (RFC 8785) vs RDF choice is deferred. Two notes for the v2.0 freeze:</w:t>
       </w:r>
     </w:p>
     <w:p>
@@ -1929,29 +2348,38 @@
         <w:pStyle w:val="Compact"/>
       </w:pPr>
       <w:r>
-        <w:rPr>
-          <w:bCs/>
-          <w:b/>
-        </w:rPr>
-        <w:t xml:space="preserve">Module separation.</w:t>
-      </w:r>
-      <w:r>
-        <w:t xml:space="preserve"> </w:t>
-      </w:r>
-      <w:r>
-        <w:t xml:space="preserve">Signing lives outside</w:t>
-      </w:r>
-      <w:r>
-        <w:t xml:space="preserve"> </w:t>
-      </w:r>
-      <w:r>
-        <w:rPr>
-          <w:rStyle w:val="VerbatimChar"/>
-        </w:rPr>
-        <w:t xml:space="preserve">ats-engine.ts</w:t>
-      </w:r>
-      <w:r>
-        <w:t xml:space="preserve">, so the mandate-gate logic stays crypto- and key-free. Correct instinct: key custody is its own concern.</w:t>
+        <w:t xml:space="preserve">Sorting via</w:t>
+      </w:r>
+      <w:r>
+        <w:t xml:space="preserve"> </w:t>
+      </w:r>
+      <w:r>
+        <w:rPr>
+          <w:rStyle w:val="VerbatimChar"/>
+        </w:rPr>
+        <w:t xml:space="preserve">Object.keys().sort()</w:t>
+      </w:r>
+      <w:r>
+        <w:t xml:space="preserve"> </w:t>
+      </w:r>
+      <w:r>
+        <w:t xml:space="preserve">uses UTF-16 code-unit order, which</w:t>
+      </w:r>
+      <w:r>
+        <w:t xml:space="preserve"> </w:t>
+      </w:r>
+      <w:r>
+        <w:rPr>
+          <w:bCs/>
+          <w:b/>
+        </w:rPr>
+        <w:t xml:space="preserve">matches</w:t>
+      </w:r>
+      <w:r>
+        <w:t xml:space="preserve"> </w:t>
+      </w:r>
+      <w:r>
+        <w:t xml:space="preserve">JCS — a helpful accident worth making deliberate.</w:t>
       </w:r>
     </w:p>
     <w:p>
@@ -1963,306 +2391,67 @@
         <w:pStyle w:val="Compact"/>
       </w:pPr>
       <w:r>
-        <w:rPr>
-          <w:bCs/>
-          <w:b/>
-        </w:rPr>
-        <w:t xml:space="preserve">Correct Ed25519 usage.</w:t>
-      </w:r>
-      <w:r>
-        <w:t xml:space="preserve"> </w:t>
-      </w:r>
-      <w:r>
-        <w:rPr>
-          <w:rStyle w:val="VerbatimChar"/>
-        </w:rPr>
-        <w:t xml:space="preserve">cryptoSign(null, …)</w:t>
-      </w:r>
-      <w:r>
-        <w:t xml:space="preserve"> </w:t>
-      </w:r>
-      <w:r>
-        <w:t xml:space="preserve">is the right call shape for Ed25519 in Node, and the determinism claim (RFC 8032 — no per-signature nonce to leak) is accurate.</w:t>
-      </w:r>
-    </w:p>
-    <w:p>
-      <w:pPr>
-        <w:numPr>
-          <w:ilvl w:val="0"/>
-          <w:numId w:val="1004"/>
-        </w:numPr>
-        <w:pStyle w:val="Compact"/>
-      </w:pPr>
-      <w:r>
-        <w:rPr>
-          <w:rStyle w:val="VerbatimChar"/>
-          <w:bCs/>
-          <w:b/>
-        </w:rPr>
-        <w:t xml:space="preserve">alg</w:t>
-      </w:r>
-      <w:r>
-        <w:rPr>
-          <w:bCs/>
-          <w:b/>
-        </w:rPr>
-        <w:t xml:space="preserve"> </w:t>
-      </w:r>
-      <w:r>
-        <w:rPr>
-          <w:bCs/>
-          <w:b/>
-        </w:rPr>
-        <w:t xml:space="preserve">is checked on verify</w:t>
-      </w:r>
-      <w:r>
-        <w:t xml:space="preserve"> </w:t>
-      </w:r>
-      <w:r>
-        <w:t xml:space="preserve">and the header is inside the signed bytes — algorithm confusion is closed.</w:t>
-      </w:r>
-    </w:p>
-    <w:p>
-      <w:pPr>
-        <w:numPr>
-          <w:ilvl w:val="0"/>
-          <w:numId w:val="1004"/>
-        </w:numPr>
-        <w:pStyle w:val="Compact"/>
-      </w:pPr>
-      <w:r>
-        <w:rPr>
-          <w:bCs/>
-          <w:b/>
-        </w:rPr>
-        <w:t xml:space="preserve">Detached form is enforced</w:t>
-      </w:r>
-      <w:r>
-        <w:t xml:space="preserve"> </w:t>
-      </w:r>
-      <w:r>
-        <w:t xml:space="preserve">(</w:t>
-      </w:r>
-      <w:r>
-        <w:rPr>
-          <w:rStyle w:val="VerbatimChar"/>
-        </w:rPr>
-        <w:t xml:space="preserve">payloadSegment !== ''</w:t>
-      </w:r>
-      <w:r>
-        <w:t xml:space="preserve">), so a smuggled inline payload is rejected.</w:t>
-      </w:r>
-    </w:p>
-    <w:p>
-      <w:pPr>
-        <w:numPr>
-          <w:ilvl w:val="0"/>
-          <w:numId w:val="1004"/>
-        </w:numPr>
-        <w:pStyle w:val="Compact"/>
-      </w:pPr>
-      <w:r>
-        <w:rPr>
-          <w:rStyle w:val="VerbatimChar"/>
-          <w:bCs/>
-          <w:b/>
-        </w:rPr>
-        <w:t xml:space="preserve">verify</w:t>
-      </w:r>
-      <w:r>
-        <w:rPr>
-          <w:bCs/>
-          <w:b/>
-        </w:rPr>
-        <w:t xml:space="preserve"> </w:t>
-      </w:r>
-      <w:r>
-        <w:rPr>
-          <w:bCs/>
-          <w:b/>
-        </w:rPr>
-        <w:t xml:space="preserve">returns</w:t>
-      </w:r>
-      <w:r>
-        <w:rPr>
-          <w:bCs/>
-          <w:b/>
-        </w:rPr>
-        <w:t xml:space="preserve"> </w:t>
-      </w:r>
-      <w:r>
-        <w:rPr>
-          <w:rStyle w:val="VerbatimChar"/>
-          <w:bCs/>
-          <w:b/>
-        </w:rPr>
-        <w:t xml:space="preserve">false</w:t>
-      </w:r>
-      <w:r>
-        <w:rPr>
-          <w:bCs/>
-          <w:b/>
-        </w:rPr>
-        <w:t xml:space="preserve"> </w:t>
-      </w:r>
-      <w:r>
-        <w:rPr>
-          <w:bCs/>
-          <w:b/>
-        </w:rPr>
-        <w:t xml:space="preserve">and never throws</w:t>
-      </w:r>
-      <w:r>
-        <w:t xml:space="preserve">, including around</w:t>
-      </w:r>
-      <w:r>
-        <w:t xml:space="preserve"> </w:t>
-      </w:r>
-      <w:r>
-        <w:rPr>
-          <w:rStyle w:val="VerbatimChar"/>
-        </w:rPr>
-        <w:t xml:space="preserve">JSON.parse</w:t>
-      </w:r>
-      <w:r>
-        <w:t xml:space="preserve"> </w:t>
-      </w:r>
-      <w:r>
-        <w:t xml:space="preserve">and</w:t>
-      </w:r>
-      <w:r>
-        <w:t xml:space="preserve"> </w:t>
-      </w:r>
-      <w:r>
-        <w:rPr>
-          <w:rStyle w:val="VerbatimChar"/>
-        </w:rPr>
-        <w:t xml:space="preserve">cryptoVerify</w:t>
-      </w:r>
-      <w:r>
-        <w:t xml:space="preserve"> </w:t>
-      </w:r>
-      <w:r>
-        <w:t xml:space="preserve">— no DoS surface from a malformed credential.</w:t>
-      </w:r>
-    </w:p>
-    <w:p>
-      <w:pPr>
-        <w:numPr>
-          <w:ilvl w:val="0"/>
-          <w:numId w:val="1004"/>
-        </w:numPr>
-        <w:pStyle w:val="Compact"/>
-      </w:pPr>
-      <w:r>
-        <w:rPr>
-          <w:bCs/>
-          <w:b/>
-        </w:rPr>
-        <w:t xml:space="preserve">Caller-supplied</w:t>
-      </w:r>
-      <w:r>
-        <w:rPr>
-          <w:bCs/>
-          <w:b/>
-        </w:rPr>
-        <w:t xml:space="preserve"> </w:t>
-      </w:r>
-      <w:r>
-        <w:rPr>
-          <w:rStyle w:val="VerbatimChar"/>
-          <w:bCs/>
-          <w:b/>
-        </w:rPr>
-        <w:t xml:space="preserve">created</w:t>
-      </w:r>
-      <w:r>
-        <w:rPr>
-          <w:bCs/>
-          <w:b/>
-        </w:rPr>
-        <w:t xml:space="preserve">.</w:t>
-      </w:r>
-      <w:r>
-        <w:t xml:space="preserve"> </w:t>
-      </w:r>
-      <w:r>
-        <w:t xml:space="preserve">The module holds no clock authority, which keeps signatures deterministic and testable.</w:t>
-      </w:r>
-    </w:p>
-    <w:p>
-      <w:pPr>
-        <w:numPr>
-          <w:ilvl w:val="0"/>
-          <w:numId w:val="1004"/>
-        </w:numPr>
-        <w:pStyle w:val="Compact"/>
-      </w:pPr>
-      <w:r>
-        <w:rPr>
-          <w:bCs/>
-          <w:b/>
-        </w:rPr>
-        <w:t xml:space="preserve">No key material in code or git</w:t>
-      </w:r>
-      <w:r>
-        <w:t xml:space="preserve">; PEM arrives as a runtime secret, and</w:t>
-      </w:r>
-      <w:r>
-        <w:t xml:space="preserve"> </w:t>
-      </w:r>
-      <w:r>
-        <w:rPr>
-          <w:rStyle w:val="VerbatimChar"/>
-        </w:rPr>
-        <w:t xml:space="preserve">loadIssuerSignerFromEnv</w:t>
-      </w:r>
-      <w:r>
-        <w:t xml:space="preserve"> </w:t>
-      </w:r>
-      <w:r>
-        <w:t xml:space="preserve">returns</w:t>
-      </w:r>
-      <w:r>
-        <w:t xml:space="preserve"> </w:t>
-      </w:r>
-      <w:r>
-        <w:rPr>
-          <w:rStyle w:val="VerbatimChar"/>
-        </w:rPr>
-        <w:t xml:space="preserve">null</w:t>
-      </w:r>
-      <w:r>
-        <w:t xml:space="preserve"> </w:t>
-      </w:r>
-      <w:r>
-        <w:t xml:space="preserve">rather than inventing a key.</w:t>
-      </w:r>
-    </w:p>
-    <w:p>
-      <w:pPr>
-        <w:numPr>
-          <w:ilvl w:val="0"/>
-          <w:numId w:val="1004"/>
-        </w:numPr>
-        <w:pStyle w:val="Compact"/>
-      </w:pPr>
-      <w:r>
-        <w:rPr>
-          <w:bCs/>
-          <w:b/>
-        </w:rPr>
-        <w:t xml:space="preserve">Refuses to sign a revoked attestation.</w:t>
+        <w:t xml:space="preserve">A key whose value is</w:t>
+      </w:r>
+      <w:r>
+        <w:t xml:space="preserve"> </w:t>
+      </w:r>
+      <w:r>
+        <w:rPr>
+          <w:rStyle w:val="VerbatimChar"/>
+        </w:rPr>
+        <w:t xml:space="preserve">undefined</w:t>
+      </w:r>
+      <w:r>
+        <w:t xml:space="preserve"> </w:t>
+      </w:r>
+      <w:r>
+        <w:t xml:space="preserve">serializes to</w:t>
+      </w:r>
+      <w:r>
+        <w:t xml:space="preserve"> </w:t>
+      </w:r>
+      <w:r>
+        <w:rPr>
+          <w:rStyle w:val="VerbatimChar"/>
+        </w:rPr>
+        <w:t xml:space="preserve">"key":undefined</w:t>
+      </w:r>
+      <w:r>
+        <w:t xml:space="preserve">, which is not valid JSON. Harmless today (bytes are only ever compared to themselves) but it will break any external verifier that parses before hashing.</w:t>
+      </w:r>
+    </w:p>
+    <w:p>
+      <w:pPr>
+        <w:pStyle w:val="FirstParagraph"/>
+      </w:pPr>
+      <w:r>
+        <w:t xml:space="preserve">No external verifier will interoperate until this is pinned. That is acceptable while credentials are self-checked; it is a blocker the moment a counterparty verifies one.</w:t>
+      </w:r>
+    </w:p>
+    <w:p>
+      <w:r>
+        <w:pict>
+          <v:rect style="width:0;height:1.5pt" o:hralign="center" o:hrstd="t" o:hr="t"/>
+        </w:pict>
       </w:r>
     </w:p>
     <w:bookmarkEnd w:id="26"/>
-    <w:bookmarkStart w:id="27" w:name="recommendation"/>
+    <w:bookmarkStart w:id="27" w:name="what-the-implementation-gets-right"/>
     <w:p>
       <w:pPr>
         <w:pStyle w:val="Heading2"/>
       </w:pPr>
       <w:r>
-        <w:t xml:space="preserve">Recommendation</w:t>
+        <w:t xml:space="preserve">What the implementation gets right</w:t>
+      </w:r>
+    </w:p>
+    <w:p>
+      <w:pPr>
+        <w:pStyle w:val="FirstParagraph"/>
+      </w:pPr>
+      <w:r>
+        <w:t xml:space="preserve">Worth recording, because these are the parts not to disturb while fixing the above:</w:t>
       </w:r>
     </w:p>
     <w:p>
@@ -2274,23 +2463,29 @@
         <w:pStyle w:val="Compact"/>
       </w:pPr>
       <w:r>
-        <w:t xml:space="preserve">Fix</w:t>
-      </w:r>
-      <w:r>
-        <w:t xml:space="preserve"> </w:t>
-      </w:r>
-      <w:r>
-        <w:rPr>
-          <w:bCs/>
-          <w:b/>
-        </w:rPr>
-        <w:t xml:space="preserve">F1</w:t>
-      </w:r>
-      <w:r>
-        <w:t xml:space="preserve"> </w:t>
-      </w:r>
-      <w:r>
-        <w:t xml:space="preserve">before merge — it is the one that becomes expensive after issuance, and it is small.</w:t>
+        <w:rPr>
+          <w:bCs/>
+          <w:b/>
+        </w:rPr>
+        <w:t xml:space="preserve">Module separation.</w:t>
+      </w:r>
+      <w:r>
+        <w:t xml:space="preserve"> </w:t>
+      </w:r>
+      <w:r>
+        <w:t xml:space="preserve">Signing lives outside</w:t>
+      </w:r>
+      <w:r>
+        <w:t xml:space="preserve"> </w:t>
+      </w:r>
+      <w:r>
+        <w:rPr>
+          <w:rStyle w:val="VerbatimChar"/>
+        </w:rPr>
+        <w:t xml:space="preserve">ats-engine.ts</w:t>
+      </w:r>
+      <w:r>
+        <w:t xml:space="preserve">, so the mandate-gate logic stays crypto- and key-free. Correct instinct: key custody is its own concern.</w:t>
       </w:r>
     </w:p>
     <w:p>
@@ -2302,23 +2497,26 @@
         <w:pStyle w:val="Compact"/>
       </w:pPr>
       <w:r>
-        <w:t xml:space="preserve">Fix</w:t>
-      </w:r>
-      <w:r>
-        <w:t xml:space="preserve"> </w:t>
-      </w:r>
-      <w:r>
-        <w:rPr>
-          <w:bCs/>
-          <w:b/>
-        </w:rPr>
-        <w:t xml:space="preserve">F3</w:t>
-      </w:r>
-      <w:r>
-        <w:t xml:space="preserve"> </w:t>
-      </w:r>
-      <w:r>
-        <w:t xml:space="preserve">in the same pass (one line + a message).</w:t>
+        <w:rPr>
+          <w:bCs/>
+          <w:b/>
+        </w:rPr>
+        <w:t xml:space="preserve">Correct Ed25519 usage.</w:t>
+      </w:r>
+      <w:r>
+        <w:t xml:space="preserve"> </w:t>
+      </w:r>
+      <w:r>
+        <w:rPr>
+          <w:rStyle w:val="VerbatimChar"/>
+        </w:rPr>
+        <w:t xml:space="preserve">cryptoSign(null, …)</w:t>
+      </w:r>
+      <w:r>
+        <w:t xml:space="preserve"> </w:t>
+      </w:r>
+      <w:r>
+        <w:t xml:space="preserve">is the right call shape for Ed25519 in Node, and the determinism claim (RFC 8032 — no per-signature nonce to leak) is accurate.</w:t>
       </w:r>
     </w:p>
     <w:p>
@@ -2330,23 +2528,32 @@
         <w:pStyle w:val="Compact"/>
       </w:pPr>
       <w:r>
-        <w:t xml:space="preserve">Take</w:t>
-      </w:r>
-      <w:r>
-        <w:t xml:space="preserve"> </w:t>
-      </w:r>
-      <w:r>
-        <w:rPr>
-          <w:bCs/>
-          <w:b/>
-        </w:rPr>
-        <w:t xml:space="preserve">F2</w:t>
-      </w:r>
-      <w:r>
-        <w:t xml:space="preserve"> </w:t>
-      </w:r>
-      <w:r>
-        <w:t xml:space="preserve">as an explicit caller-contract note now, and close it properly with the status list.</w:t>
+        <w:rPr>
+          <w:rStyle w:val="VerbatimChar"/>
+          <w:bCs/>
+          <w:b/>
+        </w:rPr>
+        <w:t xml:space="preserve">alg</w:t>
+      </w:r>
+      <w:r>
+        <w:rPr>
+          <w:bCs/>
+          <w:b/>
+        </w:rPr>
+        <w:t xml:space="preserve"> </w:t>
+      </w:r>
+      <w:r>
+        <w:rPr>
+          <w:bCs/>
+          <w:b/>
+        </w:rPr>
+        <w:t xml:space="preserve">is checked on verify</w:t>
+      </w:r>
+      <w:r>
+        <w:t xml:space="preserve"> </w:t>
+      </w:r>
+      <w:r>
+        <w:t xml:space="preserve">and the header is inside the signed bytes — algorithm confusion is closed.</w:t>
       </w:r>
     </w:p>
     <w:p>
@@ -2362,13 +2569,22 @@
           <w:bCs/>
           <w:b/>
         </w:rPr>
-        <w:t xml:space="preserve">F4/F5</w:t>
-      </w:r>
-      <w:r>
-        <w:t xml:space="preserve"> </w:t>
-      </w:r>
-      <w:r>
-        <w:t xml:space="preserve">may merge as-is with issues filed; F5 must be resolved at the v2.0 freeze, before any external verifier exists.</w:t>
+        <w:t xml:space="preserve">Detached form is enforced</w:t>
+      </w:r>
+      <w:r>
+        <w:t xml:space="preserve"> </w:t>
+      </w:r>
+      <w:r>
+        <w:t xml:space="preserve">(</w:t>
+      </w:r>
+      <w:r>
+        <w:rPr>
+          <w:rStyle w:val="VerbatimChar"/>
+        </w:rPr>
+        <w:t xml:space="preserve">payloadSegment !== ''</w:t>
+      </w:r>
+      <w:r>
+        <w:t xml:space="preserve">), so a smuggled inline payload is rejected.</w:t>
       </w:r>
     </w:p>
     <w:p>
@@ -2380,11 +2596,329 @@
         <w:pStyle w:val="Compact"/>
       </w:pPr>
       <w:r>
+        <w:rPr>
+          <w:rStyle w:val="VerbatimChar"/>
+          <w:bCs/>
+          <w:b/>
+        </w:rPr>
+        <w:t xml:space="preserve">verify</w:t>
+      </w:r>
+      <w:r>
+        <w:rPr>
+          <w:bCs/>
+          <w:b/>
+        </w:rPr>
+        <w:t xml:space="preserve"> </w:t>
+      </w:r>
+      <w:r>
+        <w:rPr>
+          <w:bCs/>
+          <w:b/>
+        </w:rPr>
+        <w:t xml:space="preserve">returns</w:t>
+      </w:r>
+      <w:r>
+        <w:rPr>
+          <w:bCs/>
+          <w:b/>
+        </w:rPr>
+        <w:t xml:space="preserve"> </w:t>
+      </w:r>
+      <w:r>
+        <w:rPr>
+          <w:rStyle w:val="VerbatimChar"/>
+          <w:bCs/>
+          <w:b/>
+        </w:rPr>
+        <w:t xml:space="preserve">false</w:t>
+      </w:r>
+      <w:r>
+        <w:rPr>
+          <w:bCs/>
+          <w:b/>
+        </w:rPr>
+        <w:t xml:space="preserve"> </w:t>
+      </w:r>
+      <w:r>
+        <w:rPr>
+          <w:bCs/>
+          <w:b/>
+        </w:rPr>
+        <w:t xml:space="preserve">and never throws</w:t>
+      </w:r>
+      <w:r>
+        <w:t xml:space="preserve">, including around</w:t>
+      </w:r>
+      <w:r>
+        <w:t xml:space="preserve"> </w:t>
+      </w:r>
+      <w:r>
+        <w:rPr>
+          <w:rStyle w:val="VerbatimChar"/>
+        </w:rPr>
+        <w:t xml:space="preserve">JSON.parse</w:t>
+      </w:r>
+      <w:r>
+        <w:t xml:space="preserve"> </w:t>
+      </w:r>
+      <w:r>
+        <w:t xml:space="preserve">and</w:t>
+      </w:r>
+      <w:r>
+        <w:t xml:space="preserve"> </w:t>
+      </w:r>
+      <w:r>
+        <w:rPr>
+          <w:rStyle w:val="VerbatimChar"/>
+        </w:rPr>
+        <w:t xml:space="preserve">cryptoVerify</w:t>
+      </w:r>
+      <w:r>
+        <w:t xml:space="preserve"> </w:t>
+      </w:r>
+      <w:r>
+        <w:t xml:space="preserve">— no DoS surface from a malformed credential.</w:t>
+      </w:r>
+    </w:p>
+    <w:p>
+      <w:pPr>
+        <w:numPr>
+          <w:ilvl w:val="0"/>
+          <w:numId w:val="1005"/>
+        </w:numPr>
+        <w:pStyle w:val="Compact"/>
+      </w:pPr>
+      <w:r>
+        <w:rPr>
+          <w:bCs/>
+          <w:b/>
+        </w:rPr>
+        <w:t xml:space="preserve">Caller-supplied</w:t>
+      </w:r>
+      <w:r>
+        <w:rPr>
+          <w:bCs/>
+          <w:b/>
+        </w:rPr>
+        <w:t xml:space="preserve"> </w:t>
+      </w:r>
+      <w:r>
+        <w:rPr>
+          <w:rStyle w:val="VerbatimChar"/>
+          <w:bCs/>
+          <w:b/>
+        </w:rPr>
+        <w:t xml:space="preserve">created</w:t>
+      </w:r>
+      <w:r>
+        <w:rPr>
+          <w:bCs/>
+          <w:b/>
+        </w:rPr>
+        <w:t xml:space="preserve">.</w:t>
+      </w:r>
+      <w:r>
+        <w:t xml:space="preserve"> </w:t>
+      </w:r>
+      <w:r>
+        <w:t xml:space="preserve">The module holds no clock authority, which keeps signatures deterministic and testable.</w:t>
+      </w:r>
+    </w:p>
+    <w:p>
+      <w:pPr>
+        <w:numPr>
+          <w:ilvl w:val="0"/>
+          <w:numId w:val="1005"/>
+        </w:numPr>
+        <w:pStyle w:val="Compact"/>
+      </w:pPr>
+      <w:r>
+        <w:rPr>
+          <w:bCs/>
+          <w:b/>
+        </w:rPr>
+        <w:t xml:space="preserve">No key material in code or git</w:t>
+      </w:r>
+      <w:r>
+        <w:t xml:space="preserve">; PEM arrives as a runtime secret, and</w:t>
+      </w:r>
+      <w:r>
+        <w:t xml:space="preserve"> </w:t>
+      </w:r>
+      <w:r>
+        <w:rPr>
+          <w:rStyle w:val="VerbatimChar"/>
+        </w:rPr>
+        <w:t xml:space="preserve">loadIssuerSignerFromEnv</w:t>
+      </w:r>
+      <w:r>
+        <w:t xml:space="preserve"> </w:t>
+      </w:r>
+      <w:r>
+        <w:t xml:space="preserve">returns</w:t>
+      </w:r>
+      <w:r>
+        <w:t xml:space="preserve"> </w:t>
+      </w:r>
+      <w:r>
+        <w:rPr>
+          <w:rStyle w:val="VerbatimChar"/>
+        </w:rPr>
+        <w:t xml:space="preserve">null</w:t>
+      </w:r>
+      <w:r>
+        <w:t xml:space="preserve"> </w:t>
+      </w:r>
+      <w:r>
+        <w:t xml:space="preserve">rather than inventing a key.</w:t>
+      </w:r>
+    </w:p>
+    <w:p>
+      <w:pPr>
+        <w:numPr>
+          <w:ilvl w:val="0"/>
+          <w:numId w:val="1005"/>
+        </w:numPr>
+        <w:pStyle w:val="Compact"/>
+      </w:pPr>
+      <w:r>
+        <w:rPr>
+          <w:bCs/>
+          <w:b/>
+        </w:rPr>
+        <w:t xml:space="preserve">Refuses to sign a revoked attestation.</w:t>
+      </w:r>
+    </w:p>
+    <w:bookmarkEnd w:id="27"/>
+    <w:bookmarkStart w:id="28" w:name="recommendation"/>
+    <w:p>
+      <w:pPr>
+        <w:pStyle w:val="Heading2"/>
+      </w:pPr>
+      <w:r>
+        <w:t xml:space="preserve">Recommendation</w:t>
+      </w:r>
+    </w:p>
+    <w:p>
+      <w:pPr>
+        <w:numPr>
+          <w:ilvl w:val="0"/>
+          <w:numId w:val="1006"/>
+        </w:numPr>
+        <w:pStyle w:val="Compact"/>
+      </w:pPr>
+      <w:r>
+        <w:t xml:space="preserve">Fix</w:t>
+      </w:r>
+      <w:r>
+        <w:t xml:space="preserve"> </w:t>
+      </w:r>
+      <w:r>
+        <w:rPr>
+          <w:bCs/>
+          <w:b/>
+        </w:rPr>
+        <w:t xml:space="preserve">F1</w:t>
+      </w:r>
+      <w:r>
+        <w:t xml:space="preserve"> </w:t>
+      </w:r>
+      <w:r>
+        <w:t xml:space="preserve">before merge — it is the one that becomes expensive after issuance, and it is small.</w:t>
+      </w:r>
+    </w:p>
+    <w:p>
+      <w:pPr>
+        <w:numPr>
+          <w:ilvl w:val="0"/>
+          <w:numId w:val="1006"/>
+        </w:numPr>
+        <w:pStyle w:val="Compact"/>
+      </w:pPr>
+      <w:r>
+        <w:t xml:space="preserve">Fix</w:t>
+      </w:r>
+      <w:r>
+        <w:t xml:space="preserve"> </w:t>
+      </w:r>
+      <w:r>
+        <w:rPr>
+          <w:bCs/>
+          <w:b/>
+        </w:rPr>
+        <w:t xml:space="preserve">F3</w:t>
+      </w:r>
+      <w:r>
+        <w:t xml:space="preserve"> </w:t>
+      </w:r>
+      <w:r>
+        <w:t xml:space="preserve">in the same pass (one line + a message).</w:t>
+      </w:r>
+    </w:p>
+    <w:p>
+      <w:pPr>
+        <w:numPr>
+          <w:ilvl w:val="0"/>
+          <w:numId w:val="1006"/>
+        </w:numPr>
+        <w:pStyle w:val="Compact"/>
+      </w:pPr>
+      <w:r>
+        <w:t xml:space="preserve">Take</w:t>
+      </w:r>
+      <w:r>
+        <w:t xml:space="preserve"> </w:t>
+      </w:r>
+      <w:r>
+        <w:rPr>
+          <w:bCs/>
+          <w:b/>
+        </w:rPr>
+        <w:t xml:space="preserve">F2</w:t>
+      </w:r>
+      <w:r>
+        <w:t xml:space="preserve"> </w:t>
+      </w:r>
+      <w:r>
+        <w:t xml:space="preserve">as an explicit caller-contract note now, and close it properly with the status list.</w:t>
+      </w:r>
+    </w:p>
+    <w:p>
+      <w:pPr>
+        <w:numPr>
+          <w:ilvl w:val="0"/>
+          <w:numId w:val="1006"/>
+        </w:numPr>
+        <w:pStyle w:val="Compact"/>
+      </w:pPr>
+      <w:r>
+        <w:rPr>
+          <w:bCs/>
+          <w:b/>
+        </w:rPr>
+        <w:t xml:space="preserve">F4/F5</w:t>
+      </w:r>
+      <w:r>
+        <w:t xml:space="preserve"> </w:t>
+      </w:r>
+      <w:r>
+        <w:t xml:space="preserve">may merge as-is with issues filed; F5 must be resolved at the v2.0 freeze, before any external verifier exists.</w:t>
+      </w:r>
+    </w:p>
+    <w:p>
+      <w:pPr>
+        <w:numPr>
+          <w:ilvl w:val="0"/>
+          <w:numId w:val="1006"/>
+        </w:numPr>
+        <w:pStyle w:val="Compact"/>
+      </w:pPr>
+      <w:r>
         <w:t xml:space="preserve">Keep every tier unsigned (HIC decision 1) until F1 lands, key custody is settled, and the fail-loud production-signer assertion is in place.</w:t>
       </w:r>
     </w:p>
-    <w:bookmarkEnd w:id="27"/>
     <w:bookmarkEnd w:id="28"/>
+    <w:bookmarkEnd w:id="29"/>
     <w:sectPr/>
   </w:body>
 </w:document>
@@ -2659,6 +3193,9 @@
     <w:abstractNumId w:val="991"/>
   </w:num>
   <w:num w:numId="1002">
+    <w:abstractNumId w:val="991"/>
+  </w:num>
+  <w:num w:numId="1003">
     <w:abstractNumId w:val="99411"/>
     <w:lvlOverride w:ilvl="0">
       <w:startOverride w:val="1"/>
@@ -2688,13 +3225,13 @@
       <w:startOverride w:val="1"/>
     </w:lvlOverride>
   </w:num>
-  <w:num w:numId="1003">
-    <w:abstractNumId w:val="991"/>
-  </w:num>
   <w:num w:numId="1004">
     <w:abstractNumId w:val="991"/>
   </w:num>
   <w:num w:numId="1005">
+    <w:abstractNumId w:val="991"/>
+  </w:num>
+  <w:num w:numId="1006">
     <w:abstractNumId w:val="99411"/>
     <w:lvlOverride w:ilvl="0">
       <w:startOverride w:val="1"/>
